--- a/book 3 - 48 - Before Sunrise.docx
+++ b/book 3 - 48 - Before Sunrise.docx
@@ -221,26 +221,26 @@
           <w:sz w:val="24"/>
           <w:szCs w:val="24"/>
         </w:rPr>
-        <w:t xml:space="preserve">[3_49:1] O heaven above me, thou pure, thou deep heaven! Thou abyss of light! Gazing on thee, I tremble with divine desires. </w:t>
-      </w:r>
-    </w:p>
-    <w:p>
-      <w:pPr>
-        <w:pStyle w:val="BodyText"/>
-        <w:spacing w:lineRule="auto" w:line="278" w:before="0" w:after="160"/>
-        <w:rPr>
-          <w:rFonts w:ascii="Arial" w:hAnsi="Arial"/>
-        </w:rPr>
-      </w:pPr>
-      <w:r>
-        <w:rPr>
-          <w:rFonts w:ascii="Arial" w:hAnsi="Arial"/>
-          <w:b w:val="false"/>
-          <w:bCs w:val="false"/>
-          <w:sz w:val="24"/>
-          <w:szCs w:val="24"/>
-        </w:rPr>
-        <w:t xml:space="preserve">[3_49:2] </w:t>
+        <w:t xml:space="preserve">[3_48:1] O heaven above me, thou pure, thou deep heaven! Thou abyss of light! Gazing on thee, I tremble with divine desires. </w:t>
+      </w:r>
+    </w:p>
+    <w:p>
+      <w:pPr>
+        <w:pStyle w:val="BodyText"/>
+        <w:spacing w:lineRule="auto" w:line="278" w:before="0" w:after="160"/>
+        <w:rPr>
+          <w:rFonts w:ascii="Arial" w:hAnsi="Arial"/>
+        </w:rPr>
+      </w:pPr>
+      <w:r>
+        <w:rPr>
+          <w:rFonts w:ascii="Arial" w:hAnsi="Arial"/>
+          <w:b w:val="false"/>
+          <w:bCs w:val="false"/>
+          <w:sz w:val="24"/>
+          <w:szCs w:val="24"/>
+        </w:rPr>
+        <w:t xml:space="preserve">[3_48:2] </w:t>
       </w:r>
       <w:r>
         <w:rPr>
@@ -265,7 +265,7 @@
           <w:sz w:val="24"/>
           <w:szCs w:val="24"/>
         </w:rPr>
-        <w:t xml:space="preserve">[3_49:3] </w:t>
+        <w:t xml:space="preserve">[3_48:3] </w:t>
       </w:r>
       <w:r>
         <w:rPr>
@@ -290,7 +290,7 @@
           <w:sz w:val="24"/>
           <w:szCs w:val="24"/>
         </w:rPr>
-        <w:t xml:space="preserve">[3_49:4] </w:t>
+        <w:t xml:space="preserve">[3_48:4] </w:t>
       </w:r>
       <w:r>
         <w:rPr>
@@ -315,7 +315,7 @@
           <w:sz w:val="24"/>
           <w:szCs w:val="24"/>
         </w:rPr>
-        <w:t xml:space="preserve">[3_49:5] </w:t>
+        <w:t xml:space="preserve">[3_48:5] </w:t>
       </w:r>
       <w:r>
         <w:rPr>
@@ -340,7 +340,7 @@
           <w:sz w:val="24"/>
           <w:szCs w:val="24"/>
         </w:rPr>
-        <w:t xml:space="preserve">[3_49:6] </w:t>
+        <w:t xml:space="preserve">[3_48:6] </w:t>
       </w:r>
       <w:r>
         <w:rPr>
@@ -365,7 +365,7 @@
           <w:sz w:val="24"/>
           <w:szCs w:val="24"/>
         </w:rPr>
-        <w:t>[3_49:7]</w:t>
+        <w:t>[3_48:7]</w:t>
       </w:r>
       <w:r>
         <w:rPr>
@@ -390,7 +390,7 @@
           <w:sz w:val="24"/>
           <w:szCs w:val="24"/>
         </w:rPr>
-        <w:t xml:space="preserve">[3_49:8] </w:t>
+        <w:t xml:space="preserve">[3_48:8] </w:t>
       </w:r>
       <w:r>
         <w:rPr>
@@ -415,7 +415,7 @@
           <w:sz w:val="24"/>
           <w:szCs w:val="24"/>
         </w:rPr>
-        <w:t xml:space="preserve">[3_49:9] </w:t>
+        <w:t xml:space="preserve">[3_48:9] </w:t>
       </w:r>
       <w:r>
         <w:rPr>
@@ -440,7 +440,7 @@
           <w:sz w:val="24"/>
           <w:szCs w:val="24"/>
         </w:rPr>
-        <w:t xml:space="preserve">[3_49:10] </w:t>
+        <w:t xml:space="preserve">[3_48:10] </w:t>
       </w:r>
       <w:r>
         <w:rPr>
@@ -465,7 +465,7 @@
           <w:sz w:val="24"/>
           <w:szCs w:val="24"/>
         </w:rPr>
-        <w:t xml:space="preserve">[3_49:11] </w:t>
+        <w:t xml:space="preserve">[3_48:11] </w:t>
       </w:r>
       <w:r>
         <w:rPr>
@@ -490,7 +490,7 @@
           <w:sz w:val="24"/>
           <w:szCs w:val="24"/>
         </w:rPr>
-        <w:t xml:space="preserve">[3_49:12] </w:t>
+        <w:t xml:space="preserve">[3_48:12] </w:t>
       </w:r>
       <w:r>
         <w:rPr>
@@ -515,7 +515,7 @@
           <w:sz w:val="24"/>
           <w:szCs w:val="24"/>
         </w:rPr>
-        <w:t xml:space="preserve">[3_49:13] </w:t>
+        <w:t xml:space="preserve">[3_48:13] </w:t>
       </w:r>
       <w:r>
         <w:rPr>
@@ -540,7 +540,7 @@
           <w:sz w:val="24"/>
           <w:szCs w:val="24"/>
         </w:rPr>
-        <w:t xml:space="preserve">[3_49:14] </w:t>
+        <w:t xml:space="preserve">[3_48:14] </w:t>
       </w:r>
       <w:r>
         <w:rPr>
@@ -565,7 +565,7 @@
           <w:sz w:val="24"/>
           <w:szCs w:val="24"/>
         </w:rPr>
-        <w:t xml:space="preserve">[3_49:15] </w:t>
+        <w:t xml:space="preserve">[3_48:15] </w:t>
       </w:r>
       <w:r>
         <w:rPr>
@@ -590,7 +590,7 @@
           <w:sz w:val="24"/>
           <w:szCs w:val="24"/>
         </w:rPr>
-        <w:t xml:space="preserve">[3_49:16] </w:t>
+        <w:t xml:space="preserve">[3_48:16] </w:t>
       </w:r>
       <w:r>
         <w:rPr>
@@ -615,7 +615,7 @@
           <w:sz w:val="24"/>
           <w:szCs w:val="24"/>
         </w:rPr>
-        <w:t xml:space="preserve">[3_49:17] </w:t>
+        <w:t xml:space="preserve">[3_48:17] </w:t>
       </w:r>
       <w:r>
         <w:rPr>
@@ -640,7 +640,7 @@
           <w:sz w:val="24"/>
           <w:szCs w:val="24"/>
         </w:rPr>
-        <w:t xml:space="preserve">[3_49:18] </w:t>
+        <w:t xml:space="preserve">[3_48:18] </w:t>
       </w:r>
       <w:r>
         <w:rPr>
@@ -665,7 +665,7 @@
           <w:sz w:val="24"/>
           <w:szCs w:val="24"/>
         </w:rPr>
-        <w:t xml:space="preserve">[3_49:19] </w:t>
+        <w:t xml:space="preserve">[3_48:19] </w:t>
       </w:r>
       <w:r>
         <w:rPr>
@@ -690,7 +690,7 @@
           <w:sz w:val="24"/>
           <w:szCs w:val="24"/>
         </w:rPr>
-        <w:t xml:space="preserve">[3_49:20] </w:t>
+        <w:t xml:space="preserve">[3_48:20] </w:t>
       </w:r>
       <w:r>
         <w:rPr>
@@ -715,7 +715,7 @@
           <w:sz w:val="24"/>
           <w:szCs w:val="24"/>
         </w:rPr>
-        <w:t xml:space="preserve">[3_49:21] </w:t>
+        <w:t xml:space="preserve">[3_48:21] </w:t>
       </w:r>
       <w:r>
         <w:rPr>
@@ -740,7 +740,7 @@
           <w:sz w:val="24"/>
           <w:szCs w:val="24"/>
         </w:rPr>
-        <w:t xml:space="preserve">[3_49:22] </w:t>
+        <w:t xml:space="preserve">[3_48:22] </w:t>
       </w:r>
       <w:r>
         <w:rPr>
@@ -765,7 +765,7 @@
           <w:sz w:val="24"/>
           <w:szCs w:val="24"/>
         </w:rPr>
-        <w:t xml:space="preserve">[3_49:23] </w:t>
+        <w:t xml:space="preserve">[3_48:23] </w:t>
       </w:r>
       <w:r>
         <w:rPr>
@@ -790,7 +790,7 @@
           <w:sz w:val="24"/>
           <w:szCs w:val="24"/>
         </w:rPr>
-        <w:t xml:space="preserve">[3_49:24] </w:t>
+        <w:t xml:space="preserve">[3_48:24] </w:t>
       </w:r>
       <w:r>
         <w:rPr>
@@ -815,7 +815,7 @@
           <w:sz w:val="24"/>
           <w:szCs w:val="24"/>
         </w:rPr>
-        <w:t xml:space="preserve">[3_49:25] </w:t>
+        <w:t xml:space="preserve">[3_48:25] </w:t>
       </w:r>
       <w:r>
         <w:rPr>
@@ -840,7 +840,7 @@
           <w:sz w:val="24"/>
           <w:szCs w:val="24"/>
         </w:rPr>
-        <w:t xml:space="preserve">[3_49:26] </w:t>
+        <w:t xml:space="preserve">[3_48:26] </w:t>
       </w:r>
       <w:r>
         <w:rPr>
@@ -865,7 +865,7 @@
           <w:sz w:val="24"/>
           <w:szCs w:val="24"/>
         </w:rPr>
-        <w:t xml:space="preserve">[3_49:27] </w:t>
+        <w:t xml:space="preserve">[3_48:27] </w:t>
       </w:r>
       <w:r>
         <w:rPr>
@@ -890,7 +890,7 @@
           <w:sz w:val="24"/>
           <w:szCs w:val="24"/>
         </w:rPr>
-        <w:t xml:space="preserve">[3_49:28] </w:t>
+        <w:t xml:space="preserve">[3_48:28] </w:t>
       </w:r>
       <w:r>
         <w:rPr>
@@ -915,7 +915,7 @@
           <w:sz w:val="24"/>
           <w:szCs w:val="24"/>
         </w:rPr>
-        <w:t xml:space="preserve">[3_49:29] </w:t>
+        <w:t xml:space="preserve">[3_48:29] </w:t>
       </w:r>
       <w:r>
         <w:rPr>
@@ -940,7 +940,7 @@
           <w:sz w:val="24"/>
           <w:szCs w:val="24"/>
         </w:rPr>
-        <w:t xml:space="preserve">[3_49:30] </w:t>
+        <w:t xml:space="preserve">[3_48:30] </w:t>
       </w:r>
       <w:r>
         <w:rPr>
@@ -965,7 +965,7 @@
           <w:sz w:val="24"/>
           <w:szCs w:val="24"/>
         </w:rPr>
-        <w:t xml:space="preserve">[3_49:31] </w:t>
+        <w:t xml:space="preserve">[3_48:31] </w:t>
       </w:r>
       <w:r>
         <w:rPr>
@@ -1003,7 +1003,7 @@
           <w:sz w:val="24"/>
           <w:szCs w:val="24"/>
         </w:rPr>
-        <w:t xml:space="preserve">[3_49:32] </w:t>
+        <w:t xml:space="preserve">[3_48:32] </w:t>
       </w:r>
       <w:r>
         <w:rPr>
@@ -1028,7 +1028,7 @@
           <w:sz w:val="24"/>
           <w:szCs w:val="24"/>
         </w:rPr>
-        <w:t xml:space="preserve">[3_49:33] </w:t>
+        <w:t xml:space="preserve">[3_48:33] </w:t>
       </w:r>
       <w:r>
         <w:rPr>
@@ -1053,7 +1053,7 @@
           <w:sz w:val="24"/>
           <w:szCs w:val="24"/>
         </w:rPr>
-        <w:t xml:space="preserve">[3_49:34] </w:t>
+        <w:t xml:space="preserve">[3_48:34] </w:t>
       </w:r>
       <w:r>
         <w:rPr>
@@ -1078,7 +1078,7 @@
           <w:sz w:val="24"/>
           <w:szCs w:val="24"/>
         </w:rPr>
-        <w:t xml:space="preserve">[3_49:35] </w:t>
+        <w:t xml:space="preserve">[3_48:35] </w:t>
       </w:r>
       <w:r>
         <w:rPr>
@@ -1103,7 +1103,7 @@
           <w:sz w:val="24"/>
           <w:szCs w:val="24"/>
         </w:rPr>
-        <w:t xml:space="preserve">[3_49:36] </w:t>
+        <w:t xml:space="preserve">[3_48:36] </w:t>
       </w:r>
       <w:r>
         <w:rPr>
@@ -1128,7 +1128,7 @@
           <w:sz w:val="24"/>
           <w:szCs w:val="24"/>
         </w:rPr>
-        <w:t xml:space="preserve">[3_49:37] </w:t>
+        <w:t xml:space="preserve">[3_48:37] </w:t>
       </w:r>
       <w:r>
         <w:rPr>
@@ -1153,7 +1153,7 @@
           <w:sz w:val="24"/>
           <w:szCs w:val="24"/>
         </w:rPr>
-        <w:t xml:space="preserve">[3_49:38] </w:t>
+        <w:t xml:space="preserve">[3_48:38] </w:t>
       </w:r>
       <w:r>
         <w:rPr>
@@ -1301,7 +1301,7 @@
           <w:szCs w:val="24"/>
           <w:shd w:fill="FFFF00" w:val="clear"/>
         </w:rPr>
-        <w:t xml:space="preserve">[3_49:1] O heaven above me, thou pure, thou deep heaven! Thou abyss of light! Gazing on thee, I tremble with divine desires. </w:t>
+        <w:t xml:space="preserve">[3_48:1] O heaven above me, thou pure, thou deep heaven! Thou abyss of light! Gazing on thee, I tremble with divine desires. </w:t>
       </w:r>
     </w:p>
     <w:p>
@@ -1359,7 +1359,7 @@
           <w:szCs w:val="24"/>
           <w:shd w:fill="FFFF00" w:val="clear"/>
         </w:rPr>
-        <w:t xml:space="preserve">[3_49:2] </w:t>
+        <w:t xml:space="preserve">[3_48:2] </w:t>
       </w:r>
       <w:r>
         <w:rPr>
@@ -1434,7 +1434,7 @@
           <w:szCs w:val="24"/>
           <w:shd w:fill="FFFF00" w:val="clear"/>
         </w:rPr>
-        <w:t xml:space="preserve">[3_49:3] </w:t>
+        <w:t xml:space="preserve">[3_48:3] </w:t>
       </w:r>
       <w:r>
         <w:rPr>
@@ -1492,7 +1492,7 @@
           <w:szCs w:val="24"/>
           <w:shd w:fill="FFFF00" w:val="clear"/>
         </w:rPr>
-        <w:t xml:space="preserve">[3_49:4] </w:t>
+        <w:t xml:space="preserve">[3_48:4] </w:t>
       </w:r>
       <w:r>
         <w:rPr>
@@ -1507,7 +1507,7 @@
         <w:pStyle w:val="BodyText"/>
         <w:widowControl/>
         <w:suppressAutoHyphens w:val="true"/>
-        <w:overflowPunct w:val="false"/>
+        <w:overflowPunct w:val="true"/>
         <w:bidi w:val="0"/>
         <w:spacing w:lineRule="auto" w:line="278" w:before="0" w:after="160"/>
         <w:ind w:firstLine="720" w:left="0" w:right="0"/>
@@ -1554,7 +1554,7 @@
           <w:szCs w:val="24"/>
           <w:shd w:fill="FFFF00" w:val="clear"/>
         </w:rPr>
-        <w:t xml:space="preserve">[3_49:5] </w:t>
+        <w:t xml:space="preserve">[3_48:5] </w:t>
       </w:r>
       <w:r>
         <w:rPr>
@@ -1569,7 +1569,7 @@
         <w:pStyle w:val="BodyText"/>
         <w:widowControl/>
         <w:suppressAutoHyphens w:val="true"/>
-        <w:overflowPunct w:val="false"/>
+        <w:overflowPunct w:val="true"/>
         <w:bidi w:val="0"/>
         <w:spacing w:lineRule="auto" w:line="278" w:before="0" w:after="160"/>
         <w:ind w:firstLine="720" w:left="0" w:right="0"/>
@@ -1622,7 +1622,7 @@
           <w:szCs w:val="24"/>
           <w:shd w:fill="FFFF00" w:val="clear"/>
         </w:rPr>
-        <w:t xml:space="preserve">[3_49:6] </w:t>
+        <w:t xml:space="preserve">[3_48:6] </w:t>
       </w:r>
       <w:r>
         <w:rPr>
@@ -1691,7 +1691,7 @@
           <w:szCs w:val="24"/>
           <w:shd w:fill="FFFF00" w:val="clear"/>
         </w:rPr>
-        <w:t>[3_49:7]</w:t>
+        <w:t>[3_48:7]</w:t>
       </w:r>
       <w:r>
         <w:rPr>
@@ -1738,50 +1738,48 @@
           <w:rFonts w:ascii="Arial" w:hAnsi="Arial"/>
         </w:rPr>
         <w:tab/>
-        <w:t xml:space="preserve">AC: </w:t>
-      </w:r>
-      <w:r>
-        <w:rPr>
-          <w:rFonts w:ascii="Arial" w:hAnsi="Arial"/>
-        </w:rPr>
-        <w:t>This line turns the sky from scenery into his companion from his earliest awareness. They not only share the thunders and darkness they also share the sun, the light. The full spectrum of experience. Even the ground bounds them both, him from the void of space, the sky from below the horizon. Next line,</w:t>
-      </w:r>
-    </w:p>
-    <w:p>
-      <w:pPr>
-        <w:pStyle w:val="BodyText"/>
-        <w:spacing w:lineRule="auto" w:line="278" w:before="0" w:after="160"/>
-        <w:rPr>
-          <w:rFonts w:ascii="Arial" w:hAnsi="Arial"/>
-        </w:rPr>
-      </w:pPr>
-      <w:r>
-        <w:rPr>
-          <w:rFonts w:ascii="Arial" w:hAnsi="Arial"/>
-        </w:rPr>
-      </w:r>
-    </w:p>
-    <w:p>
-      <w:pPr>
-        <w:pStyle w:val="BodyText"/>
-        <w:spacing w:lineRule="auto" w:line="278" w:before="0" w:after="160"/>
-        <w:rPr>
-          <w:rFonts w:ascii="Arial" w:hAnsi="Arial"/>
-        </w:rPr>
-      </w:pPr>
-      <w:r>
-        <w:rPr>
-          <w:rFonts w:ascii="Arial" w:hAnsi="Arial"/>
-          <w:b w:val="false"/>
-          <w:bCs w:val="false"/>
-          <w:sz w:val="24"/>
-          <w:szCs w:val="24"/>
-        </w:rPr>
-        <w:t xml:space="preserve">[3_49:8] </w:t>
-      </w:r>
-      <w:r>
-        <w:rPr>
-          <w:rFonts w:ascii="Arial" w:hAnsi="Arial"/>
+        <w:t>AC: This line turns the sky from scenery into his companion from his earliest awareness. They not only share the thunders and darkness they also share the sun, the light. The full spectrum of experience. Even the ground bounds them both, him from the void of space, the sky from below the horizon. Next line,</w:t>
+      </w:r>
+    </w:p>
+    <w:p>
+      <w:pPr>
+        <w:pStyle w:val="BodyText"/>
+        <w:spacing w:lineRule="auto" w:line="278" w:before="0" w:after="160"/>
+        <w:rPr>
+          <w:rFonts w:ascii="Arial" w:hAnsi="Arial"/>
+        </w:rPr>
+      </w:pPr>
+      <w:r>
+        <w:rPr>
+          <w:rFonts w:ascii="Arial" w:hAnsi="Arial"/>
+        </w:rPr>
+      </w:r>
+    </w:p>
+    <w:p>
+      <w:pPr>
+        <w:pStyle w:val="BodyText"/>
+        <w:spacing w:lineRule="auto" w:line="278" w:before="0" w:after="160"/>
+        <w:rPr>
+          <w:rFonts w:ascii="Arial" w:hAnsi="Arial"/>
+          <w:highlight w:val="none"/>
+          <w:shd w:fill="FFFF00" w:val="clear"/>
+        </w:rPr>
+      </w:pPr>
+      <w:r>
+        <w:rPr>
+          <w:rFonts w:ascii="Arial" w:hAnsi="Arial"/>
+          <w:b w:val="false"/>
+          <w:bCs w:val="false"/>
+          <w:sz w:val="24"/>
+          <w:szCs w:val="24"/>
+          <w:shd w:fill="FFFF00" w:val="clear"/>
+        </w:rPr>
+        <w:t xml:space="preserve">[3_48:8] </w:t>
+      </w:r>
+      <w:r>
+        <w:rPr>
+          <w:rFonts w:ascii="Arial" w:hAnsi="Arial"/>
+          <w:shd w:fill="FFFF00" w:val="clear"/>
         </w:rPr>
         <w:t>We do not speak to each other, because we know too much—: we keep silent to each other, we smile our knowledge to each other.</w:t>
       </w:r>
@@ -1799,11 +1797,6 @@
           <w:rFonts w:ascii="Arial" w:hAnsi="Arial"/>
         </w:rPr>
         <w:tab/>
-      </w:r>
-      <w:r>
-        <w:rPr>
-          <w:rFonts w:ascii="Arial" w:hAnsi="Arial"/>
-        </w:rPr>
         <w:t>The sky stands over the entire human story since the beginning. It so to speak knows too much to speak in the old babble of good and evil. Zarathustra identifies with from the time in his cave up on the mountain above the human race. He calls it his friend as the sky is the anti of the old lie. It does not justify, explain, apologize, soften, flatter, excuse. It abides, vast and silent, beyond good and evil. Next line,</w:t>
       </w:r>
     </w:p>
@@ -1827,13 +1820,16 @@
         <w:spacing w:lineRule="auto" w:line="278" w:before="0" w:after="160"/>
         <w:rPr>
           <w:rFonts w:ascii="Arial" w:hAnsi="Arial"/>
-        </w:rPr>
-      </w:pPr>
-      <w:r>
-        <w:rPr>
-          <w:rFonts w:ascii="Arial" w:hAnsi="Arial"/>
-        </w:rPr>
-        <w:t>[3_49:9] Art thou not the light of my fire? Hast thou not the sister-soul of mine insight?</w:t>
+          <w:highlight w:val="none"/>
+          <w:shd w:fill="FFFF00" w:val="clear"/>
+        </w:rPr>
+      </w:pPr>
+      <w:r>
+        <w:rPr>
+          <w:rFonts w:ascii="Arial" w:hAnsi="Arial"/>
+          <w:shd w:fill="FFFF00" w:val="clear"/>
+        </w:rPr>
+        <w:t>[3_48:9] Art thou not the light of my fire? Hast thou not the sister-soul of mine insight?</w:t>
       </w:r>
     </w:p>
     <w:p>
@@ -1849,13 +1845,7 @@
           <w:rFonts w:ascii="Arial" w:hAnsi="Arial"/>
         </w:rPr>
         <w:tab/>
-        <w:t xml:space="preserve">First he rhetorically asks is not the sky the light of his fire? The sky brightness is </w:t>
-      </w:r>
-      <w:r>
-        <w:rPr>
-          <w:rFonts w:ascii="Arial" w:hAnsi="Arial"/>
-        </w:rPr>
-        <w:t>the radiance of the infinite above, while Zarathustra’s fire is his inner soul with in. Without his fire the sky would remain a backdrop. Without the sky, and proof of the infinite Zarathustra’s inner fire would be mere heat. Like fire with its light the two combine into phenomenon, here of revelation.</w:t>
+        <w:t>First he rhetorically asks is not the sky the light of his fire? The sky brightness is the radiance of the infinite above, while Zarathustra’s fire is his inner soul with in. Without his fire the sky would remain a backdrop. Without the sky, and proof of the infinite Zarathustra’s inner fire would be mere heat. Like fire with its light the two combine into phenomenon, here of revelation.</w:t>
       </w:r>
     </w:p>
     <w:p>
@@ -1871,11 +1861,6 @@
           <w:rFonts w:ascii="Arial" w:hAnsi="Arial"/>
         </w:rPr>
         <w:tab/>
-      </w:r>
-      <w:r>
-        <w:rPr>
-          <w:rFonts w:ascii="Arial" w:hAnsi="Arial"/>
-        </w:rPr>
         <w:t>Then he brings the sky further in, promoting from friend to counterpart to now relation. A sister soul. In what regard? In insight. His deepest seeing and the sky’s deepest being are of the same kin. Next line,</w:t>
       </w:r>
     </w:p>
@@ -1891,29 +1876,64 @@
         <w:rPr>
           <w:rFonts w:ascii="Arial" w:hAnsi="Arial"/>
         </w:rPr>
-      </w:r>
-    </w:p>
-    <w:p>
-      <w:pPr>
-        <w:pStyle w:val="BodyText"/>
-        <w:spacing w:lineRule="auto" w:line="278" w:before="0" w:after="160"/>
-        <w:rPr>
-          <w:rFonts w:ascii="Arial" w:hAnsi="Arial"/>
-        </w:rPr>
-      </w:pPr>
-      <w:r>
-        <w:rPr>
-          <w:rFonts w:ascii="Arial" w:hAnsi="Arial"/>
-          <w:b w:val="false"/>
-          <w:bCs w:val="false"/>
-          <w:sz w:val="24"/>
-          <w:szCs w:val="24"/>
-        </w:rPr>
-        <w:t xml:space="preserve">[3_49:10] </w:t>
-      </w:r>
-      <w:r>
-        <w:rPr>
-          <w:rFonts w:ascii="Arial" w:hAnsi="Arial"/>
+        <w:t xml:space="preserve"> </w:t>
+      </w:r>
+    </w:p>
+    <w:p>
+      <w:pPr>
+        <w:pStyle w:val="BodyText"/>
+        <w:spacing w:lineRule="auto" w:line="278" w:before="0" w:after="160"/>
+        <w:rPr>
+          <w:highlight w:val="none"/>
+          <w:shd w:fill="FF0000" w:val="clear"/>
+        </w:rPr>
+      </w:pPr>
+      <w:r>
+        <w:rPr>
+          <w:rFonts w:ascii="Arial" w:hAnsi="Arial"/>
+          <w:shd w:fill="FF0000" w:val="clear"/>
+        </w:rPr>
+        <w:t>PUT A NOTE HERE ABOUT YOUR IDEA OF CAUSE-AND-EFFECT AND LINKING TO THE PROLOUG WHEN HE ADDRESSES THE SUN LACKING IF HE HAD NOT WAITED</w:t>
+      </w:r>
+    </w:p>
+    <w:p>
+      <w:pPr>
+        <w:pStyle w:val="BodyText"/>
+        <w:spacing w:lineRule="auto" w:line="278" w:before="0" w:after="160"/>
+        <w:rPr>
+          <w:rFonts w:ascii="Arial" w:hAnsi="Arial"/>
+        </w:rPr>
+      </w:pPr>
+      <w:r>
+        <w:rPr>
+          <w:rFonts w:ascii="Arial" w:hAnsi="Arial"/>
+        </w:rPr>
+      </w:r>
+    </w:p>
+    <w:p>
+      <w:pPr>
+        <w:pStyle w:val="BodyText"/>
+        <w:spacing w:lineRule="auto" w:line="278" w:before="0" w:after="160"/>
+        <w:rPr>
+          <w:highlight w:val="none"/>
+          <w:shd w:fill="FFFF00" w:val="clear"/>
+        </w:rPr>
+      </w:pPr>
+      <w:r>
+        <w:rPr>
+          <w:rFonts w:ascii="Arial" w:hAnsi="Arial"/>
+          <w:b w:val="false"/>
+          <w:bCs w:val="false"/>
+          <w:sz w:val="24"/>
+          <w:szCs w:val="24"/>
+          <w:shd w:fill="FFFF00" w:val="clear"/>
+        </w:rPr>
+        <w:t xml:space="preserve">[3_48:10] </w:t>
+      </w:r>
+      <w:r>
+        <w:rPr>
+          <w:rFonts w:ascii="Arial" w:hAnsi="Arial"/>
+          <w:shd w:fill="FFFF00" w:val="clear"/>
         </w:rPr>
         <w:t>Together did we learn everything; together did we learn to ascend beyond ourselves to ourselves, and to smile uncloudedly:—</w:t>
       </w:r>
@@ -1943,18 +1963,65 @@
       <w:r>
         <w:rPr>
           <w:rFonts w:ascii="Arial" w:hAnsi="Arial"/>
-          <w:b w:val="false"/>
-          <w:bCs w:val="false"/>
-          <w:sz w:val="24"/>
-          <w:szCs w:val="24"/>
-        </w:rPr>
-        <w:t xml:space="preserve">[3_49:11] </w:t>
-      </w:r>
-      <w:r>
-        <w:rPr>
-          <w:rFonts w:ascii="Arial" w:hAnsi="Arial"/>
-        </w:rPr>
-        <w:t xml:space="preserve">—Uncloudedly to smile down out of luminous eyes and out of miles of distance, when under us constraint and purpose and guilt steam like rain. </w:t>
+        </w:rPr>
+        <w:tab/>
+        <w:t>“Together did we learn everything” Zarathustra seems to be almost stumbling on his words to classify the relationship him and the sky have together. Moving from a familiar to a study partner. “together did we learn to ascend beyond ourselves to ourselves”. We reach our true selves by rising above our present selves. “and to smile uncloudedly” links the sky with the concept of yes saying. The sky abides, nothing clouds can do can damage it, only our view of it is blocked. It is the biggest most visible signal of the beyond us and affirmed existence. It seems to smile regardless of what cloud shapes and forms and volume. Next line,</w:t>
+      </w:r>
+    </w:p>
+    <w:p>
+      <w:pPr>
+        <w:pStyle w:val="BodyText"/>
+        <w:spacing w:lineRule="auto" w:line="278" w:before="0" w:after="160"/>
+        <w:rPr>
+          <w:rFonts w:ascii="Arial" w:hAnsi="Arial"/>
+        </w:rPr>
+      </w:pPr>
+      <w:r>
+        <w:rPr>
+          <w:rFonts w:ascii="Arial" w:hAnsi="Arial"/>
+        </w:rPr>
+      </w:r>
+    </w:p>
+    <w:p>
+      <w:pPr>
+        <w:pStyle w:val="BodyText"/>
+        <w:spacing w:lineRule="auto" w:line="278" w:before="0" w:after="160"/>
+        <w:rPr>
+          <w:rFonts w:ascii="Arial" w:hAnsi="Arial"/>
+        </w:rPr>
+      </w:pPr>
+      <w:r>
+        <w:rPr>
+          <w:rFonts w:ascii="Arial" w:hAnsi="Arial"/>
+        </w:rPr>
+      </w:r>
+    </w:p>
+    <w:p>
+      <w:pPr>
+        <w:pStyle w:val="BodyText"/>
+        <w:spacing w:lineRule="auto" w:line="278" w:before="0" w:after="160"/>
+        <w:rPr>
+          <w:highlight w:val="none"/>
+          <w:shd w:fill="FFFF00" w:val="clear"/>
+        </w:rPr>
+      </w:pPr>
+      <w:r>
+        <w:rPr>
+          <w:rFonts w:ascii="Arial" w:hAnsi="Arial"/>
+          <w:b w:val="false"/>
+          <w:bCs w:val="false"/>
+          <w:sz w:val="24"/>
+          <w:szCs w:val="24"/>
+          <w:shd w:fill="FFFF00" w:val="clear"/>
+        </w:rPr>
+        <w:t xml:space="preserve">[3_48:11] </w:t>
+      </w:r>
+      <w:r>
+        <w:rPr>
+          <w:rFonts w:ascii="Arial" w:hAnsi="Arial"/>
+          <w:shd w:fill="FFFF00" w:val="clear"/>
+        </w:rPr>
+        <w:t>—Uncloudedly to smile down out of luminous eyes and out of miles of distance, when under us constraint and purpose and guilt steam like rain.</w:t>
       </w:r>
     </w:p>
     <w:p>
@@ -1977,20 +2044,20 @@
           <w:szCs w:val="24"/>
           <w:shd w:fill="FFFFFF" w:val="clear"/>
         </w:rPr>
-      </w:r>
-    </w:p>
-    <w:p>
-      <w:pPr>
-        <w:pStyle w:val="BodyText"/>
-        <w:spacing w:lineRule="auto" w:line="278" w:before="0" w:after="160"/>
-        <w:rPr>
+        <w:tab/>
+        <w:t>Looking at the beginning of this verse with the ending of the previous we can see him describe the sky as “to smile cloudlessly, smiling down cloudlessly.”</w:t>
+      </w:r>
+      <w:r>
+        <w:rPr>
+          <w:rStyle w:val="FootnoteReference"/>
           <w:rFonts w:ascii="Arial" w:hAnsi="Arial"/>
           <w:color w:val="000000"/>
           <w:sz w:val="24"/>
           <w:szCs w:val="24"/>
           <w:shd w:fill="FFFFFF" w:val="clear"/>
         </w:rPr>
-      </w:pPr>
+        <w:footnoteReference w:id="2"/>
+      </w:r>
       <w:r>
         <w:rPr>
           <w:rFonts w:ascii="Arial" w:hAnsi="Arial"/>
@@ -1999,9 +2066,486 @@
           <w:szCs w:val="24"/>
           <w:shd w:fill="FFFFFF" w:val="clear"/>
         </w:rPr>
+        <w:t>. Almost as if Zarathustra said it, paused, and uttered it stronger. Not only being, but being with direction.</w:t>
+      </w:r>
+    </w:p>
+    <w:p>
+      <w:pPr>
+        <w:pStyle w:val="BodyText"/>
+        <w:spacing w:lineRule="auto" w:line="278" w:before="0" w:after="160"/>
+        <w:rPr>
+          <w:rFonts w:ascii="Arial" w:hAnsi="Arial"/>
+          <w:color w:val="000000"/>
+          <w:sz w:val="24"/>
+          <w:szCs w:val="24"/>
+          <w:shd w:fill="FFFFFF" w:val="clear"/>
+        </w:rPr>
+      </w:pPr>
+      <w:r>
+        <w:rPr>
+          <w:rFonts w:ascii="Arial" w:hAnsi="Arial"/>
+          <w:color w:val="000000"/>
+          <w:sz w:val="24"/>
+          <w:szCs w:val="24"/>
+          <w:shd w:fill="FFFFFF" w:val="clear"/>
+        </w:rPr>
+        <w:tab/>
+        <w:t>The sky so to speak looks down on all of earth and seems to see what Zarathustra has seen. Under them both the unholy trinity: constraint and purpose and guilt. The triple use of and comes from the German original triple unds. The effect produces that each noun is distinct yet part of the same trinity structure. Zwang und Zweck und Schuld. Constraint being what you are told to do by others, external compulsion. Purpose what you internalize to do by others, internalized teleological demand. Guilt what results when you fail either of the two, internalized good and evil morality. The unholy trinity rise water up from the ground as a murky steam, a counterfeit to the sky’s blessed showers on the earth. Next line,</w:t>
+      </w:r>
+    </w:p>
+    <w:p>
+      <w:pPr>
+        <w:pStyle w:val="BodyText"/>
+        <w:spacing w:lineRule="auto" w:line="278" w:before="0" w:after="160"/>
+        <w:rPr>
+          <w:rFonts w:ascii="Arial" w:hAnsi="Arial"/>
+          <w:color w:val="000000"/>
+          <w:sz w:val="24"/>
+          <w:szCs w:val="24"/>
+          <w:shd w:fill="FFFFFF" w:val="clear"/>
+        </w:rPr>
+      </w:pPr>
+      <w:r>
+        <w:rPr>
+          <w:rFonts w:ascii="Arial" w:hAnsi="Arial"/>
+          <w:color w:val="000000"/>
+          <w:sz w:val="24"/>
+          <w:szCs w:val="24"/>
+          <w:shd w:fill="FFFFFF" w:val="clear"/>
+        </w:rPr>
+      </w:r>
+    </w:p>
+    <w:p>
+      <w:pPr>
+        <w:pStyle w:val="BodyText"/>
+        <w:spacing w:lineRule="auto" w:line="278" w:before="0" w:after="160"/>
+        <w:rPr>
+          <w:highlight w:val="none"/>
+          <w:shd w:fill="FFFF00" w:val="clear"/>
+        </w:rPr>
+      </w:pPr>
+      <w:r>
+        <w:rPr>
+          <w:rFonts w:ascii="Arial" w:hAnsi="Arial"/>
+          <w:b w:val="false"/>
+          <w:bCs w:val="false"/>
+          <w:sz w:val="24"/>
+          <w:szCs w:val="24"/>
+          <w:shd w:fill="FFFF00" w:val="clear"/>
+        </w:rPr>
+        <w:t xml:space="preserve">[3_48:12] </w:t>
+      </w:r>
+      <w:r>
+        <w:rPr>
+          <w:rFonts w:ascii="Arial" w:hAnsi="Arial"/>
+          <w:shd w:fill="FFFF00" w:val="clear"/>
+        </w:rPr>
+        <w:t>And wandered I alone, for WHAT did my soul hunger by night and in labyrinthine paths? And climbed I mountains, WHOM did I ever seek, if not thee, upon mountains?</w:t>
+      </w:r>
+    </w:p>
+    <w:p>
+      <w:pPr>
+        <w:pStyle w:val="BodyText"/>
+        <w:spacing w:lineRule="auto" w:line="278" w:before="0" w:after="160"/>
+        <w:rPr>
+          <w:rFonts w:ascii="Arial" w:hAnsi="Arial"/>
+        </w:rPr>
+      </w:pPr>
+      <w:r>
+        <w:rPr>
+          <w:rFonts w:ascii="Arial" w:hAnsi="Arial"/>
+        </w:rPr>
+        <w:tab/>
+        <w:t>This verse might be Zarathustra addressing of why he wandered from his home and the lack of his home at age 30. Us readers are never told the reason for that and it is possible here he is forming an explanation to himself of what he sought. Also possible he is referring to his entire adult biography. His search for height and a pure companion who was above his head his entire time. It was not that the search was of no value, it gave him the eyes to see the sky from backdrop to soul-sister. Next,</w:t>
+      </w:r>
+    </w:p>
+    <w:p>
+      <w:pPr>
+        <w:pStyle w:val="BodyText"/>
+        <w:spacing w:lineRule="auto" w:line="278" w:before="0" w:after="160"/>
+        <w:rPr>
+          <w:rFonts w:ascii="Arial" w:hAnsi="Arial"/>
+        </w:rPr>
+      </w:pPr>
+      <w:r>
+        <w:rPr>
+          <w:rFonts w:ascii="Arial" w:hAnsi="Arial"/>
+        </w:rPr>
+      </w:r>
+    </w:p>
+    <w:p>
+      <w:pPr>
+        <w:pStyle w:val="BodyText"/>
+        <w:spacing w:lineRule="auto" w:line="278" w:before="0" w:after="160"/>
+        <w:rPr>
+          <w:highlight w:val="none"/>
+          <w:shd w:fill="FFFF00" w:val="clear"/>
+        </w:rPr>
+      </w:pPr>
+      <w:r>
+        <w:rPr>
+          <w:b w:val="false"/>
+          <w:bCs w:val="false"/>
+          <w:shd w:fill="FFFF00" w:val="clear"/>
+        </w:rPr>
+        <w:t xml:space="preserve">[3_48:13] </w:t>
+      </w:r>
+      <w:r>
+        <w:rPr>
+          <w:shd w:fill="FFFF00" w:val="clear"/>
+        </w:rPr>
+        <w:t>And all my wandering and mountain-climbing: a necessity was it merely, and a makeshift of the unhandy one:—to FLY only, wanteth mine entire will, to fly into THEE!</w:t>
+      </w:r>
+    </w:p>
+    <w:p>
+      <w:pPr>
+        <w:pStyle w:val="BodyText"/>
+        <w:spacing w:lineRule="auto" w:line="278" w:before="0" w:after="160"/>
+        <w:rPr>
+          <w:rFonts w:ascii="Arial" w:hAnsi="Arial"/>
+        </w:rPr>
+      </w:pPr>
+      <w:r>
+        <w:rPr>
+          <w:rFonts w:ascii="Arial" w:hAnsi="Arial"/>
+        </w:rPr>
+        <w:tab/>
+      </w:r>
+      <w:r>
+        <w:rPr>
+          <w:rFonts w:ascii="Arial" w:hAnsi="Arial"/>
+        </w:rPr>
+        <w:t xml:space="preserve">T.N.: </w:t>
+      </w:r>
+      <w:r>
+        <w:rPr>
+          <w:rFonts w:ascii="Arial" w:hAnsi="Arial"/>
+        </w:rPr>
+        <w:t>will</w:t>
+      </w:r>
+      <w:r>
+        <w:rPr>
+          <w:rStyle w:val="FootnoteReference"/>
+          <w:rFonts w:ascii="Arial" w:hAnsi="Arial"/>
+        </w:rPr>
+        <w:footnoteReference w:id="3"/>
+      </w:r>
+      <w:r>
+        <w:rPr>
+          <w:rFonts w:ascii="Arial" w:hAnsi="Arial"/>
+        </w:rPr>
+        <w:t xml:space="preserve"> can be translated as want as opposed to the translation here of wanteth. This converts the last sentence fragment into present tense. Making it a biography. He searched but was not sure what for, now he knows what he wants.</w:t>
+      </w:r>
+    </w:p>
+    <w:p>
+      <w:pPr>
+        <w:pStyle w:val="BodyText"/>
+        <w:spacing w:lineRule="auto" w:line="278" w:before="0" w:after="160"/>
+        <w:rPr>
+          <w:rFonts w:ascii="Arial" w:hAnsi="Arial"/>
+        </w:rPr>
+      </w:pPr>
+      <w:r>
+        <w:rPr>
+          <w:rFonts w:ascii="Arial" w:hAnsi="Arial"/>
+        </w:rPr>
+        <w:tab/>
+        <w:t>A.C:</w:t>
+      </w:r>
+      <w:r>
+        <w:rPr>
+          <w:rFonts w:ascii="Arial" w:hAnsi="Arial"/>
+        </w:rPr>
+        <w:t xml:space="preserve">The author is using paired lines for the previous four verses. Cloud and then Cloud. Wandering and then wandering. First line states, second </w:t>
+      </w:r>
+      <w:r>
+        <w:rPr>
+          <w:rFonts w:ascii="Arial" w:hAnsi="Arial"/>
+        </w:rPr>
+        <w:t>line:</w:t>
+      </w:r>
+      <w:r>
+        <w:rPr>
+          <w:rFonts w:ascii="Arial" w:hAnsi="Arial"/>
+        </w:rPr>
+        <w:t xml:space="preserve"> restates, intensifies, or redirects the first.</w:t>
+      </w:r>
+    </w:p>
+    <w:p>
+      <w:pPr>
+        <w:pStyle w:val="BodyText"/>
+        <w:spacing w:lineRule="auto" w:line="278" w:before="0" w:after="160"/>
+        <w:rPr>
+          <w:rFonts w:ascii="Arial" w:hAnsi="Arial"/>
+        </w:rPr>
+      </w:pPr>
+      <w:r>
+        <w:rPr>
+          <w:rFonts w:ascii="Arial" w:hAnsi="Arial"/>
+        </w:rPr>
+        <w:t>All of what he did was a cobbled together life-altering path for the sole goal he was not aware of. To journey to the highest. Next line,</w:t>
+      </w:r>
+    </w:p>
+    <w:p>
+      <w:pPr>
+        <w:pStyle w:val="BodyText"/>
+        <w:spacing w:lineRule="auto" w:line="278" w:before="0" w:after="160"/>
+        <w:rPr>
+          <w:rFonts w:ascii="Arial" w:hAnsi="Arial"/>
+        </w:rPr>
+      </w:pPr>
+      <w:r>
+        <w:rPr>
+          <w:rFonts w:ascii="Arial" w:hAnsi="Arial"/>
+        </w:rPr>
+      </w:r>
+    </w:p>
+    <w:p>
+      <w:pPr>
+        <w:pStyle w:val="BodyText"/>
+        <w:spacing w:lineRule="auto" w:line="278" w:before="0" w:after="160"/>
+        <w:rPr>
+          <w:rFonts w:ascii="Arial" w:hAnsi="Arial"/>
+        </w:rPr>
+      </w:pPr>
+      <w:r>
+        <w:rPr>
+          <w:rFonts w:ascii="Arial" w:hAnsi="Arial"/>
+          <w:b w:val="false"/>
+          <w:bCs w:val="false"/>
+          <w:sz w:val="24"/>
+          <w:szCs w:val="24"/>
+        </w:rPr>
+        <w:t xml:space="preserve">[3_48:14] </w:t>
+      </w:r>
+      <w:r>
+        <w:rPr>
+          <w:rFonts w:ascii="Arial" w:hAnsi="Arial"/>
+        </w:rPr>
+        <w:t>And what have I hated more than passing clouds, and whatever tainteth thee? And mine own hatred have I even hated, because it tainted thee!</w:t>
+      </w:r>
+    </w:p>
+    <w:p>
+      <w:pPr>
+        <w:pStyle w:val="BodyText"/>
+        <w:spacing w:lineRule="auto" w:line="278" w:before="0" w:after="160"/>
+        <w:rPr>
+          <w:rFonts w:ascii="Arial" w:hAnsi="Arial"/>
+        </w:rPr>
+      </w:pPr>
+      <w:r>
+        <w:rPr>
+          <w:rFonts w:ascii="Arial" w:hAnsi="Arial"/>
+        </w:rPr>
+        <w:tab/>
+        <w:t>Zarathustra</w:t>
+      </w:r>
+      <w:r>
+        <w:rPr/>
+        <w:t xml:space="preserve"> struggled for a while to specify the nature of the relationship he has with the sky, very biblical feel. As various </w:t>
+      </w:r>
+      <w:r>
+        <w:rPr/>
+        <w:t>biblical</w:t>
+      </w:r>
+      <w:r>
+        <w:rPr/>
+        <w:t xml:space="preserve"> writers grasped for metaphors of the people and the elect’</w:t>
+      </w:r>
+      <w:r>
+        <w:rPr/>
+        <w:t>s</w:t>
+      </w:r>
+      <w:r>
+        <w:rPr/>
+        <w:t xml:space="preserve"> relationship with their god. In this passage he expresses that </w:t>
+      </w:r>
+      <w:r>
+        <w:rPr/>
+        <w:t xml:space="preserve">along with the love, learning, companionship, identification with the sky Zarathustra believes that </w:t>
+      </w:r>
+      <w:r>
+        <w:rPr/>
+        <w:t>anything that diminishes the sky, even temporarily and slightly is whom he hates.</w:t>
+      </w:r>
+    </w:p>
+    <w:p>
+      <w:pPr>
+        <w:pStyle w:val="BodyText"/>
+        <w:spacing w:lineRule="auto" w:line="278" w:before="0" w:after="160"/>
+        <w:rPr>
+          <w:rFonts w:ascii="Arial" w:hAnsi="Arial"/>
+        </w:rPr>
+      </w:pPr>
+      <w:r>
+        <w:rPr/>
+        <w:tab/>
+        <w:t xml:space="preserve">The rest "And mine own hatred have I even hated, because it tainted thee!" seems to suggest that the purity of the sky combined with Zarathustra's identification with it is such that hating </w:t>
+      </w:r>
+      <w:r>
+        <w:rPr/>
+        <w:t>does not belong to sky economy it belongs to the world of taint and reaction</w:t>
+      </w:r>
+      <w:r>
+        <w:rPr/>
+        <w:t xml:space="preserve">. </w:t>
+      </w:r>
+      <w:r>
+        <w:rPr/>
+        <w:t>Even when hate is directed at a stain, hatred itself becomes one more stain. Reactive opposition to purity does not lead to greater purity it leads to less. A very Nietzsche move, the enemy is not defeated by hating it harder, because hatred can make you resemble the thing you oppose. Fighting monsters can make one a monster.</w:t>
+      </w:r>
+    </w:p>
+    <w:p>
+      <w:pPr>
+        <w:pStyle w:val="BodyText"/>
+        <w:spacing w:lineRule="auto" w:line="278" w:before="0" w:after="160"/>
+        <w:rPr>
+          <w:rFonts w:ascii="Arial" w:hAnsi="Arial"/>
+        </w:rPr>
+      </w:pPr>
+      <w:r>
+        <w:rPr/>
+        <w:tab/>
+      </w:r>
+      <w:r>
+        <w:rPr/>
+        <w:t xml:space="preserve">Another angle is possible here. </w:t>
+      </w:r>
+      <w:r>
+        <w:rPr/>
+        <w:t xml:space="preserve">Having </w:t>
+      </w:r>
+      <w:r>
+        <w:rPr/>
+        <w:t>hatred</w:t>
+      </w:r>
+      <w:r>
+        <w:rPr/>
+        <w:t xml:space="preserve"> shows an imperfection that reflects on the sky itself. Standing up for your hero to someone who can not possibly harm your hero speaks ill of your hero. Toxic sky fandom </w:t>
+      </w:r>
+      <w:r>
+        <w:rPr/>
+        <w:t>Next line,</w:t>
+      </w:r>
+    </w:p>
+    <w:p>
+      <w:pPr>
+        <w:pStyle w:val="BodyText"/>
+        <w:spacing w:lineRule="auto" w:line="278" w:before="0" w:after="160"/>
+        <w:rPr>
+          <w:rFonts w:ascii="Arial" w:hAnsi="Arial"/>
+        </w:rPr>
+      </w:pPr>
+      <w:r>
+        <w:rPr>
+          <w:rFonts w:ascii="Arial" w:hAnsi="Arial"/>
+        </w:rPr>
+      </w:r>
+    </w:p>
+    <w:p>
+      <w:pPr>
+        <w:pStyle w:val="BodyText"/>
+        <w:spacing w:lineRule="auto" w:line="278" w:before="0" w:after="160"/>
+        <w:rPr>
+          <w:rFonts w:ascii="Arial" w:hAnsi="Arial"/>
+        </w:rPr>
+      </w:pPr>
+      <w:r>
+        <w:rPr>
+          <w:rFonts w:ascii="Arial" w:hAnsi="Arial"/>
+          <w:b w:val="false"/>
+          <w:bCs w:val="false"/>
+          <w:sz w:val="24"/>
+          <w:szCs w:val="24"/>
+        </w:rPr>
+        <w:t xml:space="preserve">[3_48:15] </w:t>
+      </w:r>
+      <w:r>
+        <w:rPr>
+          <w:rFonts w:ascii="Arial" w:hAnsi="Arial"/>
+        </w:rPr>
+        <w:t>The passing clouds I detest—those stealthy cats of prey: they take from thee and me what is common to us—the vast unbounded Yea- and Amen-saying.</w:t>
+      </w:r>
+    </w:p>
+    <w:p>
+      <w:pPr>
+        <w:pStyle w:val="BodyText"/>
+        <w:spacing w:lineRule="auto" w:line="278" w:before="0" w:after="160"/>
+        <w:rPr>
+          <w:rFonts w:ascii="Arial" w:hAnsi="Arial"/>
+        </w:rPr>
+      </w:pPr>
+      <w:r>
+        <w:rPr>
+          <w:rFonts w:ascii="Arial" w:hAnsi="Arial"/>
+        </w:rPr>
+      </w:r>
+    </w:p>
+    <w:p>
+      <w:pPr>
+        <w:pStyle w:val="BodyText"/>
+        <w:spacing w:lineRule="auto" w:line="278" w:before="0" w:after="160"/>
+        <w:rPr>
+          <w:rFonts w:ascii="Arial" w:hAnsi="Arial"/>
+        </w:rPr>
+      </w:pPr>
+      <w:r>
+        <w:rPr>
+          <w:rFonts w:ascii="Arial" w:hAnsi="Arial"/>
+        </w:rPr>
+      </w:r>
+    </w:p>
+    <w:p>
+      <w:pPr>
+        <w:pStyle w:val="BodyText"/>
+        <w:spacing w:lineRule="auto" w:line="278" w:before="0" w:after="160"/>
+        <w:rPr>
+          <w:rFonts w:ascii="Arial" w:hAnsi="Arial"/>
+        </w:rPr>
+      </w:pPr>
+      <w:r>
+        <w:rPr>
+          <w:rFonts w:ascii="Arial" w:hAnsi="Arial"/>
+          <w:b w:val="false"/>
+          <w:bCs w:val="false"/>
+          <w:sz w:val="24"/>
+          <w:szCs w:val="24"/>
+        </w:rPr>
+        <w:t xml:space="preserve">[3_48:16] </w:t>
+      </w:r>
+      <w:r>
+        <w:rPr>
+          <w:rFonts w:ascii="Arial" w:hAnsi="Arial"/>
+        </w:rPr>
+        <w:t xml:space="preserve">These mediators and mixers we detest—the passing clouds: those half-and-half ones, that have neither learned to bless nor to curse from the heart. </w:t>
+      </w:r>
+    </w:p>
+    <w:p>
+      <w:pPr>
+        <w:pStyle w:val="BodyText"/>
+        <w:spacing w:lineRule="auto" w:line="278" w:before="0" w:after="160"/>
+        <w:rPr>
+          <w:rFonts w:ascii="Arial" w:hAnsi="Arial"/>
+        </w:rPr>
+      </w:pPr>
+      <w:r>
+        <w:rPr>
+          <w:b w:val="false"/>
+          <w:bCs w:val="false"/>
+          <w:sz w:val="24"/>
+          <w:szCs w:val="24"/>
+        </w:rPr>
+        <w:t xml:space="preserve">[3_48:17] </w:t>
+      </w:r>
+      <w:r>
+        <w:rPr/>
+        <w:t xml:space="preserve">Rather will I sit in a tub under a closed heaven, rather will I sit in the abyss without heaven, than see thee, thou luminous heaven, tainted with passing clouds! </w:t>
       </w:r>
     </w:p>
     <w:sectPr>
+      <w:footnotePr>
+        <w:numFmt w:val="decimal"/>
+      </w:footnotePr>
       <w:type w:val="nextPage"/>
       <w:pgSz w:w="12240" w:h="15840"/>
       <w:pgMar w:left="1440" w:right="1440" w:gutter="0" w:header="0" w:top="1440" w:footer="0" w:bottom="1440"/>
@@ -2012,6 +2556,109 @@
     </w:sectPr>
   </w:body>
 </w:document>
+</file>
+
+<file path=word/footnotes.xml><?xml version="1.0" encoding="utf-8"?>
+<w:footnotes xmlns:o="urn:schemas-microsoft-com:office:office" xmlns:r="http://schemas.openxmlformats.org/officeDocument/2006/relationships" xmlns:v="urn:schemas-microsoft-com:vml" xmlns:w="http://schemas.openxmlformats.org/wordprocessingml/2006/main" xmlns:w10="urn:schemas-microsoft-com:office:word" xmlns:wp="http://schemas.openxmlformats.org/drawingml/2006/wordprocessingDrawing" xmlns:pic="http://schemas.openxmlformats.org/drawingml/2006/picture" xmlns:wps="http://schemas.microsoft.com/office/word/2010/wordprocessingShape" xmlns:wpg="http://schemas.microsoft.com/office/word/2010/wordprocessingGroup" xmlns:mc="http://schemas.openxmlformats.org/markup-compatibility/2006" xmlns:wp14="http://schemas.microsoft.com/office/word/2010/wordprocessingDrawing" xmlns:w14="http://schemas.microsoft.com/office/word/2010/wordml" xmlns:w15="http://schemas.microsoft.com/office/word/2012/wordml" mc:Ignorable="w14 wp14 w15">
+  <w:footnote w:id="0" w:type="separator">
+    <w:p>
+      <w:r>
+        <w:separator/>
+      </w:r>
+    </w:p>
+  </w:footnote>
+  <w:footnote w:id="1" w:type="continuationSeparator">
+    <w:p>
+      <w:r>
+        <w:continuationSeparator/>
+      </w:r>
+    </w:p>
+  </w:footnote>
+  <w:footnote w:id="2">
+    <w:p>
+      <w:pPr>
+        <w:pStyle w:val="FootnoteText"/>
+        <w:spacing w:before="0" w:after="160"/>
+        <w:rPr/>
+      </w:pPr>
+      <w:r>
+        <w:rPr>
+          <w:rStyle w:val="FootnoteCharacters"/>
+        </w:rPr>
+        <w:footnoteRef/>
+      </w:r>
+      <w:r>
+        <w:rPr/>
+        <w:t xml:space="preserve">Original: und wolkenlos lächeln:—wolkenlos hinab lächeln </w:t>
+      </w:r>
+    </w:p>
+  </w:footnote>
+  <w:footnote w:id="3">
+    <w:p>
+      <w:pPr>
+        <w:pStyle w:val="BodyText"/>
+        <w:spacing w:lineRule="auto" w:line="278" w:before="0" w:after="0"/>
+        <w:ind w:hanging="720" w:left="720" w:right="0"/>
+        <w:rPr>
+          <w:rFonts w:ascii="Calibri" w:hAnsi="Calibri"/>
+          <w:color w:val="000000"/>
+          <w:sz w:val="27"/>
+          <w:szCs w:val="20"/>
+          <w:shd w:fill="FFFFFF" w:val="clear"/>
+        </w:rPr>
+      </w:pPr>
+      <w:r>
+        <w:rPr>
+          <w:rStyle w:val="FootnoteCharacters"/>
+        </w:rPr>
+        <w:footnoteRef/>
+      </w:r>
+      <w:r>
+        <w:rPr>
+          <w:rFonts w:ascii="Calibri" w:hAnsi="Calibri"/>
+          <w:color w:val="000000"/>
+          <w:sz w:val="27"/>
+          <w:szCs w:val="20"/>
+          <w:shd w:fill="FFFFFF" w:val="clear"/>
+        </w:rPr>
+        <w:t>Cambridge Dictionary. 2026. “Wollen.” @CambridgeWords. April 22, 2026. https://dictionary.cambridge.org/dictionary/german-english/wollen.</w:t>
+      </w:r>
+    </w:p>
+    <w:p>
+      <w:pPr>
+        <w:pStyle w:val="BodyText"/>
+        <w:spacing w:lineRule="auto" w:line="278" w:before="0" w:after="160"/>
+        <w:rPr>
+          <w:color w:val="000000"/>
+          <w:sz w:val="20"/>
+          <w:szCs w:val="20"/>
+          <w:shd w:fill="FFFFFF" w:val="clear"/>
+        </w:rPr>
+      </w:pPr>
+      <w:r>
+        <w:rPr>
+          <w:color w:val="000000"/>
+          <w:sz w:val="20"/>
+          <w:szCs w:val="20"/>
+          <w:shd w:fill="FFFFFF" w:val="clear"/>
+        </w:rPr>
+        <w:t>‌</w:t>
+      </w:r>
+    </w:p>
+    <w:p>
+      <w:pPr>
+        <w:pStyle w:val="FootnoteText"/>
+        <w:suppressLineNumbers/>
+        <w:spacing w:before="0" w:after="160"/>
+        <w:ind w:hanging="340" w:left="340"/>
+        <w:rPr/>
+      </w:pPr>
+      <w:r>
+        <w:rPr/>
+      </w:r>
+    </w:p>
+  </w:footnote>
+</w:footnotes>
 </file>
 
 <file path=word/styles.xml><?xml version="1.0" encoding="utf-8"?>
@@ -2038,7 +2685,7 @@
     <w:pPr>
       <w:widowControl/>
       <w:suppressAutoHyphens w:val="true"/>
-      <w:overflowPunct w:val="false"/>
+      <w:overflowPunct w:val="true"/>
       <w:bidi w:val="0"/>
       <w:spacing w:lineRule="auto" w:line="278" w:before="0" w:after="160"/>
       <w:jc w:val="left"/>
@@ -2417,6 +3064,13 @@
       <w:u w:val="single"/>
     </w:rPr>
   </w:style>
+  <w:style w:type="character" w:styleId="FootnoteCharacters">
+    <w:name w:val="Footnote Characters"/>
+    <w:qFormat/>
+    <w:rPr>
+      <w:vertAlign w:val="superscript"/>
+    </w:rPr>
+  </w:style>
   <w:style w:type="character" w:styleId="FootnoteCharactersuser">
     <w:name w:val="Footnote Characters (user)"/>
     <w:qFormat/>
@@ -2424,28 +3078,21 @@
       <w:vertAlign w:val="superscript"/>
     </w:rPr>
   </w:style>
-  <w:style w:type="character" w:styleId="FootnoteCharacters">
-    <w:name w:val="Footnote Characters"/>
-    <w:qFormat/>
-    <w:rPr>
-      <w:vertAlign w:val="superscript"/>
-    </w:rPr>
-  </w:style>
   <w:style w:type="character" w:styleId="FootnoteReference">
     <w:name w:val="footnote reference"/>
     <w:rPr>
       <w:vertAlign w:val="superscript"/>
     </w:rPr>
   </w:style>
+  <w:style w:type="character" w:styleId="EndnoteCharactersuser">
+    <w:name w:val="Endnote Characters (user)"/>
+    <w:qFormat/>
+    <w:rPr>
+      <w:vertAlign w:val="superscript"/>
+    </w:rPr>
+  </w:style>
   <w:style w:type="character" w:styleId="EndnoteCharacters">
     <w:name w:val="Endnote Characters"/>
-    <w:qFormat/>
-    <w:rPr>
-      <w:vertAlign w:val="superscript"/>
-    </w:rPr>
-  </w:style>
-  <w:style w:type="character" w:styleId="EndnoteCharactersuser">
-    <w:name w:val="Endnote Characters (user)"/>
     <w:qFormat/>
     <w:rPr>
       <w:vertAlign w:val="superscript"/>

--- a/book 3 - 48 - Before Sunrise.docx
+++ b/book 3 - 48 - Before Sunrise.docx
@@ -187,41 +187,30 @@
     </w:p>
     <w:p>
       <w:pPr>
-        <w:pStyle w:val="Normal"/>
-        <w:rPr>
-          <w:rFonts w:ascii="Arial" w:hAnsi="Arial"/>
-          <w:b w:val="false"/>
-          <w:bCs w:val="false"/>
-          <w:sz w:val="24"/>
-          <w:szCs w:val="24"/>
-        </w:rPr>
-      </w:pPr>
-      <w:r>
-        <w:rPr>
-          <w:rFonts w:ascii="Arial" w:hAnsi="Arial"/>
-          <w:b w:val="false"/>
-          <w:bCs w:val="false"/>
-          <w:sz w:val="24"/>
-          <w:szCs w:val="24"/>
-        </w:rPr>
-      </w:r>
-    </w:p>
-    <w:p>
-      <w:pPr>
-        <w:pStyle w:val="BodyText"/>
-        <w:rPr>
-          <w:rFonts w:ascii="Arial" w:hAnsi="Arial"/>
-        </w:rPr>
-      </w:pPr>
-      <w:r>
-        <w:rPr>
-          <w:rFonts w:ascii="Arial" w:hAnsi="Arial"/>
-          <w:b w:val="false"/>
-          <w:bCs w:val="false"/>
-          <w:sz w:val="24"/>
-          <w:szCs w:val="24"/>
-        </w:rPr>
-        <w:t xml:space="preserve">[3_48:1] O heaven above me, thou pure, thou deep heaven! Thou abyss of light! Gazing on thee, I tremble with divine desires. </w:t>
+        <w:pStyle w:val="BodyText"/>
+        <w:rPr>
+          <w:rFonts w:ascii="Arial" w:hAnsi="Arial"/>
+        </w:rPr>
+      </w:pPr>
+      <w:r>
+        <w:rPr>
+          <w:rFonts w:ascii="Arial" w:hAnsi="Arial"/>
+          <w:b w:val="false"/>
+          <w:bCs w:val="false"/>
+          <w:sz w:val="24"/>
+          <w:szCs w:val="24"/>
+        </w:rPr>
+        <w:t>[</w:t>
+      </w:r>
+      <w:r>
+        <w:rPr>
+          <w:rFonts w:ascii="Arial" w:hAnsi="Arial"/>
+          <w:b w:val="false"/>
+          <w:bCs w:val="false"/>
+          <w:sz w:val="24"/>
+          <w:szCs w:val="24"/>
+        </w:rPr>
+        <w:t xml:space="preserve">3_48:1] O heaven above me, thou pure, thou deep heaven! Thou abyss of light! Gazing on thee, I tremble with divine desires. </w:t>
       </w:r>
     </w:p>
     <w:p>
@@ -1221,15 +1210,6 @@
         </w:rPr>
         <w:t xml:space="preserve"> </w:t>
       </w:r>
-    </w:p>
-    <w:p>
-      <w:pPr>
-        <w:pStyle w:val="BodyText"/>
-        <w:spacing w:lineRule="auto" w:line="278" w:before="0" w:after="160"/>
-        <w:rPr>
-          <w:rFonts w:ascii="Arial" w:hAnsi="Arial"/>
-        </w:rPr>
-      </w:pPr>
       <w:r>
         <w:rPr>
           <w:rFonts w:ascii="Arial" w:hAnsi="Arial"/>
@@ -1507,7 +1487,7 @@
         <w:pStyle w:val="BodyText"/>
         <w:widowControl/>
         <w:suppressAutoHyphens w:val="true"/>
-        <w:overflowPunct w:val="true"/>
+        <w:overflowPunct w:val="false"/>
         <w:bidi w:val="0"/>
         <w:spacing w:lineRule="auto" w:line="278" w:before="0" w:after="160"/>
         <w:ind w:firstLine="720" w:left="0" w:right="0"/>
@@ -1569,7 +1549,7 @@
         <w:pStyle w:val="BodyText"/>
         <w:widowControl/>
         <w:suppressAutoHyphens w:val="true"/>
-        <w:overflowPunct w:val="true"/>
+        <w:overflowPunct w:val="false"/>
         <w:bidi w:val="0"/>
         <w:spacing w:lineRule="auto" w:line="278" w:before="0" w:after="160"/>
         <w:ind w:firstLine="720" w:left="0" w:right="0"/>
@@ -2210,18 +2190,7 @@
           <w:rFonts w:ascii="Arial" w:hAnsi="Arial"/>
         </w:rPr>
         <w:tab/>
-      </w:r>
-      <w:r>
-        <w:rPr>
-          <w:rFonts w:ascii="Arial" w:hAnsi="Arial"/>
-        </w:rPr>
-        <w:t xml:space="preserve">T.N.: </w:t>
-      </w:r>
-      <w:r>
-        <w:rPr>
-          <w:rFonts w:ascii="Arial" w:hAnsi="Arial"/>
-        </w:rPr>
-        <w:t>will</w:t>
+        <w:t>T.N.: will</w:t>
       </w:r>
       <w:r>
         <w:rPr>
@@ -2250,25 +2219,7 @@
           <w:rFonts w:ascii="Arial" w:hAnsi="Arial"/>
         </w:rPr>
         <w:tab/>
-        <w:t>A.C:</w:t>
-      </w:r>
-      <w:r>
-        <w:rPr>
-          <w:rFonts w:ascii="Arial" w:hAnsi="Arial"/>
-        </w:rPr>
-        <w:t xml:space="preserve">The author is using paired lines for the previous four verses. Cloud and then Cloud. Wandering and then wandering. First line states, second </w:t>
-      </w:r>
-      <w:r>
-        <w:rPr>
-          <w:rFonts w:ascii="Arial" w:hAnsi="Arial"/>
-        </w:rPr>
-        <w:t>line:</w:t>
-      </w:r>
-      <w:r>
-        <w:rPr>
-          <w:rFonts w:ascii="Arial" w:hAnsi="Arial"/>
-        </w:rPr>
-        <w:t xml:space="preserve"> restates, intensifies, or redirects the first.</w:t>
+        <w:t>A.C:The author is using paired lines for the previous four verses. Cloud and then Cloud. Wandering and then wandering. First line states, second line: restates, intensifies, or redirects the first.</w:t>
       </w:r>
     </w:p>
     <w:p>
@@ -2342,31 +2293,7 @@
       </w:r>
       <w:r>
         <w:rPr/>
-        <w:t xml:space="preserve"> struggled for a while to specify the nature of the relationship he has with the sky, very biblical feel. As various </w:t>
-      </w:r>
-      <w:r>
-        <w:rPr/>
-        <w:t>biblical</w:t>
-      </w:r>
-      <w:r>
-        <w:rPr/>
-        <w:t xml:space="preserve"> writers grasped for metaphors of the people and the elect’</w:t>
-      </w:r>
-      <w:r>
-        <w:rPr/>
-        <w:t>s</w:t>
-      </w:r>
-      <w:r>
-        <w:rPr/>
-        <w:t xml:space="preserve"> relationship with their god. In this passage he expresses that </w:t>
-      </w:r>
-      <w:r>
-        <w:rPr/>
-        <w:t xml:space="preserve">along with the love, learning, companionship, identification with the sky Zarathustra believes that </w:t>
-      </w:r>
-      <w:r>
-        <w:rPr/>
-        <w:t>anything that diminishes the sky, even temporarily and slightly is whom he hates.</w:t>
+        <w:t xml:space="preserve"> struggled for a while to specify the nature of the relationship he has with the sky, very biblical feel. As various biblical writers grasped for metaphors of the people and the elect’s relationship with their god. In this passage he expresses that along with the love, learning, companionship, identification with the sky Zarathustra believes that anything that diminishes the sky, even temporarily and slightly is whom he hates.</w:t>
       </w:r>
     </w:p>
     <w:p>
@@ -2380,19 +2307,7 @@
       <w:r>
         <w:rPr/>
         <w:tab/>
-        <w:t xml:space="preserve">The rest "And mine own hatred have I even hated, because it tainted thee!" seems to suggest that the purity of the sky combined with Zarathustra's identification with it is such that hating </w:t>
-      </w:r>
-      <w:r>
-        <w:rPr/>
-        <w:t>does not belong to sky economy it belongs to the world of taint and reaction</w:t>
-      </w:r>
-      <w:r>
-        <w:rPr/>
-        <w:t xml:space="preserve">. </w:t>
-      </w:r>
-      <w:r>
-        <w:rPr/>
-        <w:t>Even when hate is directed at a stain, hatred itself becomes one more stain. Reactive opposition to purity does not lead to greater purity it leads to less. A very Nietzsche move, the enemy is not defeated by hating it harder, because hatred can make you resemble the thing you oppose. Fighting monsters can make one a monster.</w:t>
+        <w:t>The rest "And mine own hatred have I even hated, because it tainted thee!" seems to suggest that the purity of the sky combined with Zarathustra's identification with it is such that hating does not belong to sky economy it belongs to the world of taint and reaction. Even when hate is directed at a stain, hatred itself becomes one more stain. Reactive opposition to purity does not lead to greater purity it leads to less. A very Nietzsche move, the enemy is not defeated by hating it harder, because hatred can make you resemble the thing you oppose. Fighting monsters can make one a monster.</w:t>
       </w:r>
     </w:p>
     <w:p>
@@ -2406,26 +2321,7 @@
       <w:r>
         <w:rPr/>
         <w:tab/>
-      </w:r>
-      <w:r>
-        <w:rPr/>
-        <w:t xml:space="preserve">Another angle is possible here. </w:t>
-      </w:r>
-      <w:r>
-        <w:rPr/>
-        <w:t xml:space="preserve">Having </w:t>
-      </w:r>
-      <w:r>
-        <w:rPr/>
-        <w:t>hatred</w:t>
-      </w:r>
-      <w:r>
-        <w:rPr/>
-        <w:t xml:space="preserve"> shows an imperfection that reflects on the sky itself. Standing up for your hero to someone who can not possibly harm your hero speaks ill of your hero. Toxic sky fandom </w:t>
-      </w:r>
-      <w:r>
-        <w:rPr/>
-        <w:t>Next line,</w:t>
+        <w:t>Another angle is possible here. Having hatred shows an imperfection that reflects on the sky itself. Standing up for your hero to someone who can not possibly harm your hero speaks ill of your hero. Toxic sky fandom Next line,</w:t>
       </w:r>
     </w:p>
     <w:p>
@@ -2685,7 +2581,7 @@
     <w:pPr>
       <w:widowControl/>
       <w:suppressAutoHyphens w:val="true"/>
-      <w:overflowPunct w:val="true"/>
+      <w:overflowPunct w:val="false"/>
       <w:bidi w:val="0"/>
       <w:spacing w:lineRule="auto" w:line="278" w:before="0" w:after="160"/>
       <w:jc w:val="left"/>
@@ -3064,6 +2960,13 @@
       <w:u w:val="single"/>
     </w:rPr>
   </w:style>
+  <w:style w:type="character" w:styleId="FootnoteCharactersuser">
+    <w:name w:val="Footnote Characters (user)"/>
+    <w:qFormat/>
+    <w:rPr>
+      <w:vertAlign w:val="superscript"/>
+    </w:rPr>
+  </w:style>
   <w:style w:type="character" w:styleId="FootnoteCharacters">
     <w:name w:val="Footnote Characters"/>
     <w:qFormat/>
@@ -3071,28 +2974,21 @@
       <w:vertAlign w:val="superscript"/>
     </w:rPr>
   </w:style>
-  <w:style w:type="character" w:styleId="FootnoteCharactersuser">
-    <w:name w:val="Footnote Characters (user)"/>
-    <w:qFormat/>
-    <w:rPr>
-      <w:vertAlign w:val="superscript"/>
-    </w:rPr>
-  </w:style>
   <w:style w:type="character" w:styleId="FootnoteReference">
     <w:name w:val="footnote reference"/>
     <w:rPr>
       <w:vertAlign w:val="superscript"/>
     </w:rPr>
   </w:style>
+  <w:style w:type="character" w:styleId="EndnoteCharacters">
+    <w:name w:val="Endnote Characters"/>
+    <w:qFormat/>
+    <w:rPr>
+      <w:vertAlign w:val="superscript"/>
+    </w:rPr>
+  </w:style>
   <w:style w:type="character" w:styleId="EndnoteCharactersuser">
     <w:name w:val="Endnote Characters (user)"/>
-    <w:qFormat/>
-    <w:rPr>
-      <w:vertAlign w:val="superscript"/>
-    </w:rPr>
-  </w:style>
-  <w:style w:type="character" w:styleId="EndnoteCharacters">
-    <w:name w:val="Endnote Characters"/>
     <w:qFormat/>
     <w:rPr>
       <w:vertAlign w:val="superscript"/>

--- a/book 3 - 48 - Before Sunrise.docx
+++ b/book 3 - 48 - Before Sunrise.docx
@@ -200,17 +200,7 @@
           <w:sz w:val="24"/>
           <w:szCs w:val="24"/>
         </w:rPr>
-        <w:t>[</w:t>
-      </w:r>
-      <w:r>
-        <w:rPr>
-          <w:rFonts w:ascii="Arial" w:hAnsi="Arial"/>
-          <w:b w:val="false"/>
-          <w:bCs w:val="false"/>
-          <w:sz w:val="24"/>
-          <w:szCs w:val="24"/>
-        </w:rPr>
-        <w:t xml:space="preserve">3_48:1] O heaven above me, thou pure, thou deep heaven! Thou abyss of light! Gazing on thee, I tremble with divine desires. </w:t>
+        <w:t xml:space="preserve">[3_48:1] O heaven above me, thou pure, thou deep heaven! Thou abyss of light! Gazing on thee, I tremble with divine desires. </w:t>
       </w:r>
     </w:p>
     <w:p>
@@ -1299,14 +1289,55 @@
           <w:sz w:val="24"/>
           <w:szCs w:val="24"/>
         </w:rPr>
+        <w:t>The phrase</w:t>
+      </w:r>
+      <w:r>
+        <w:rPr>
+          <w:rFonts w:ascii="Arial" w:hAnsi="Arial"/>
+        </w:rPr>
+        <w:t xml:space="preserve"> "abyss of light" is an oxymoron. That Zarathustra is on the sea just adds to it. Zarathustra is on an abyss of darkness, under an abyss of light. The point where the two abysses meet and humans can make meaning. Having spent the night worrying he is comforted the non-speaking immensities above and below. This gives him the thrust to start this hymn. The divine desires suggest that he feels a redirected rapture for the eternal sky, and only using divine can he adequately describe it.</w:t>
+      </w:r>
+    </w:p>
+    <w:p>
+      <w:pPr>
+        <w:pStyle w:val="BodyText"/>
+        <w:rPr>
+          <w:rFonts w:ascii="Arial" w:hAnsi="Arial"/>
+        </w:rPr>
+      </w:pPr>
+      <w:r>
+        <w:rPr>
+          <w:rFonts w:ascii="Arial" w:hAnsi="Arial"/>
+        </w:rPr>
         <w:tab/>
-        <w:t>The phrase</w:t>
-      </w:r>
-      <w:r>
-        <w:rPr>
-          <w:rFonts w:ascii="Arial" w:hAnsi="Arial"/>
-        </w:rPr>
-        <w:t xml:space="preserve"> "abyss of light" is an oxymoron. That Zarathustra is on the sea just adds to it. Zarathustra is on an abyss of darkness, under an abyss of light. The point where the two abysses meet and humans can make meaning. Having spent the night worrying he is comforted the non-speaking immensities above and below. This gives him the thrust to start this hymn. The divine desires suggest that he feels a redirected rapture for the eternal sky, and only using divine can he adequately describe it. Next line,</w:t>
+        <w:t>Could also be a riff off Kant</w:t>
+      </w:r>
+      <w:r>
+        <w:rPr>
+          <w:rStyle w:val="FootnoteReference"/>
+          <w:rFonts w:ascii="Arial" w:hAnsi="Arial"/>
+        </w:rPr>
+        <w:footnoteReference w:id="2"/>
+      </w:r>
+      <w:r>
+        <w:rPr>
+          <w:rFonts w:ascii="Arial" w:hAnsi="Arial"/>
+        </w:rPr>
+        <w:t xml:space="preserve"> who has a near matching line in the Critique.</w:t>
+      </w:r>
+    </w:p>
+    <w:p>
+      <w:pPr>
+        <w:pStyle w:val="BodyText"/>
+        <w:rPr>
+          <w:rFonts w:ascii="Arial" w:hAnsi="Arial"/>
+        </w:rPr>
+      </w:pPr>
+      <w:r>
+        <w:rPr>
+          <w:rFonts w:ascii="Arial" w:hAnsi="Arial"/>
+        </w:rPr>
+        <w:t>Next line,</w:t>
       </w:r>
     </w:p>
     <w:p>
@@ -2036,7 +2067,7 @@
           <w:szCs w:val="24"/>
           <w:shd w:fill="FFFFFF" w:val="clear"/>
         </w:rPr>
-        <w:footnoteReference w:id="2"/>
+        <w:footnoteReference w:id="3"/>
       </w:r>
       <w:r>
         <w:rPr>
@@ -2197,7 +2228,7 @@
           <w:rStyle w:val="FootnoteReference"/>
           <w:rFonts w:ascii="Arial" w:hAnsi="Arial"/>
         </w:rPr>
-        <w:footnoteReference w:id="3"/>
+        <w:footnoteReference w:id="4"/>
       </w:r>
       <w:r>
         <w:rPr>
@@ -2256,22 +2287,25 @@
         <w:pStyle w:val="BodyText"/>
         <w:spacing w:lineRule="auto" w:line="278" w:before="0" w:after="160"/>
         <w:rPr>
-          <w:rFonts w:ascii="Arial" w:hAnsi="Arial"/>
-        </w:rPr>
-      </w:pPr>
-      <w:r>
-        <w:rPr>
-          <w:rFonts w:ascii="Arial" w:hAnsi="Arial"/>
-          <w:b w:val="false"/>
-          <w:bCs w:val="false"/>
-          <w:sz w:val="24"/>
-          <w:szCs w:val="24"/>
+          <w:highlight w:val="none"/>
+          <w:shd w:fill="FFFF00" w:val="clear"/>
+        </w:rPr>
+      </w:pPr>
+      <w:r>
+        <w:rPr>
+          <w:rFonts w:ascii="Arial" w:hAnsi="Arial"/>
+          <w:b w:val="false"/>
+          <w:bCs w:val="false"/>
+          <w:sz w:val="24"/>
+          <w:szCs w:val="24"/>
+          <w:shd w:fill="FFFF00" w:val="clear"/>
         </w:rPr>
         <w:t xml:space="preserve">[3_48:14] </w:t>
       </w:r>
       <w:r>
         <w:rPr>
           <w:rFonts w:ascii="Arial" w:hAnsi="Arial"/>
+          <w:shd w:fill="FFFF00" w:val="clear"/>
         </w:rPr>
         <w:t>And what have I hated more than passing clouds, and whatever tainteth thee? And mine own hatred have I even hated, because it tainted thee!</w:t>
       </w:r>
@@ -2343,22 +2377,25 @@
         <w:pStyle w:val="BodyText"/>
         <w:spacing w:lineRule="auto" w:line="278" w:before="0" w:after="160"/>
         <w:rPr>
-          <w:rFonts w:ascii="Arial" w:hAnsi="Arial"/>
-        </w:rPr>
-      </w:pPr>
-      <w:r>
-        <w:rPr>
-          <w:rFonts w:ascii="Arial" w:hAnsi="Arial"/>
-          <w:b w:val="false"/>
-          <w:bCs w:val="false"/>
-          <w:sz w:val="24"/>
-          <w:szCs w:val="24"/>
+          <w:highlight w:val="none"/>
+          <w:shd w:fill="FFFF00" w:val="clear"/>
+        </w:rPr>
+      </w:pPr>
+      <w:r>
+        <w:rPr>
+          <w:rFonts w:ascii="Arial" w:hAnsi="Arial"/>
+          <w:b w:val="false"/>
+          <w:bCs w:val="false"/>
+          <w:sz w:val="24"/>
+          <w:szCs w:val="24"/>
+          <w:shd w:fill="FFFF00" w:val="clear"/>
         </w:rPr>
         <w:t xml:space="preserve">[3_48:15] </w:t>
       </w:r>
       <w:r>
         <w:rPr>
           <w:rFonts w:ascii="Arial" w:hAnsi="Arial"/>
+          <w:shd w:fill="FFFF00" w:val="clear"/>
         </w:rPr>
         <w:t>The passing clouds I detest—those stealthy cats of prey: they take from thee and me what is common to us—the vast unbounded Yea- and Amen-saying.</w:t>
       </w:r>
@@ -2375,6 +2412,8 @@
         <w:rPr>
           <w:rFonts w:ascii="Arial" w:hAnsi="Arial"/>
         </w:rPr>
+        <w:tab/>
+        <w:t xml:space="preserve">At this point what clouds are exactly is not fully defined. We can assume that they are they are a hostile force. He mixes metaphors here those, clouds are like cat related prey animals. That stealth on their prey. What do they take? That which is common. The common is the Yes saying and Amen saying. Yes saying as in affirmation of what is, amen saying the blessing on what is. The clouds are stealth predators of what he holds in common with his soul. Next line, </w:t>
       </w:r>
     </w:p>
     <w:p>
@@ -2413,7 +2452,53 @@
         <w:rPr>
           <w:rFonts w:ascii="Arial" w:hAnsi="Arial"/>
         </w:rPr>
-        <w:t xml:space="preserve">These mediators and mixers we detest—the passing clouds: those half-and-half ones, that have neither learned to bless nor to curse from the heart. </w:t>
+        <w:t>These mediators and mixers we detest—the passing clouds: those half-and-half ones, that have neither learned to bless nor to curse from the heart.</w:t>
+      </w:r>
+    </w:p>
+    <w:p>
+      <w:pPr>
+        <w:pStyle w:val="BodyText"/>
+        <w:spacing w:lineRule="auto" w:line="278" w:before="0" w:after="160"/>
+        <w:rPr>
+          <w:rFonts w:ascii="Arial" w:hAnsi="Arial"/>
+        </w:rPr>
+      </w:pPr>
+      <w:r>
+        <w:rPr>
+          <w:rFonts w:ascii="Arial" w:hAnsi="Arial"/>
+        </w:rPr>
+        <w:tab/>
+        <w:t>This is the passage where clouds are defined. Mediators those things that deescalate between forces. Mixers those things that are of two natures. Half-and-half implying a precision to the mixing. They can not fully affirm, they can not fully reject. Instead they pass, drifting, directionless.</w:t>
+      </w:r>
+    </w:p>
+    <w:p>
+      <w:pPr>
+        <w:pStyle w:val="BodyText"/>
+        <w:spacing w:lineRule="auto" w:line="278" w:before="0" w:after="160"/>
+        <w:rPr>
+          <w:rFonts w:ascii="Arial" w:hAnsi="Arial"/>
+        </w:rPr>
+      </w:pPr>
+      <w:r>
+        <w:rPr>
+          <w:rFonts w:ascii="Arial" w:hAnsi="Arial"/>
+        </w:rPr>
+        <w:tab/>
+        <w:t xml:space="preserve">We saw in the previous section 3_48:15 that Zarathustra’s goal is direct and full blessing and yes saying. The clouds lay between him and that, unwanted intruders, in different forms, who introduce contamination. Next line,  </w:t>
+      </w:r>
+    </w:p>
+    <w:p>
+      <w:pPr>
+        <w:pStyle w:val="BodyText"/>
+        <w:spacing w:lineRule="auto" w:line="278" w:before="0" w:after="160"/>
+        <w:rPr>
+          <w:rFonts w:ascii="Arial" w:hAnsi="Arial"/>
+        </w:rPr>
+      </w:pPr>
+      <w:r>
+        <w:rPr>
+          <w:rFonts w:ascii="Arial" w:hAnsi="Arial"/>
+        </w:rPr>
       </w:r>
     </w:p>
     <w:p>
@@ -2435,7 +2520,772 @@
       </w:r>
       <w:r>
         <w:rPr/>
-        <w:t xml:space="preserve">Rather will I sit in a tub under a closed heaven, rather will I sit in the abyss without heaven, than see thee, thou luminous heaven, tainted with passing clouds! </w:t>
+        <w:t>Rather will I sit in a tub under a closed heaven, rather will I sit in the abyss without heaven, than see thee, thou luminous heaven, tainted with passing clouds!</w:t>
+      </w:r>
+    </w:p>
+    <w:p>
+      <w:pPr>
+        <w:pStyle w:val="BodyText"/>
+        <w:spacing w:lineRule="auto" w:line="278" w:before="0" w:after="160"/>
+        <w:rPr>
+          <w:rFonts w:ascii="Arial" w:hAnsi="Arial"/>
+        </w:rPr>
+      </w:pPr>
+      <w:r>
+        <w:rPr>
+          <w:rFonts w:ascii="Arial" w:hAnsi="Arial"/>
+        </w:rPr>
+        <w:tab/>
+        <w:t>T.N: Tonne can be translated as barrel</w:t>
+      </w:r>
+      <w:r>
+        <w:rPr>
+          <w:rStyle w:val="FootnoteReference"/>
+          <w:rFonts w:ascii="Arial" w:hAnsi="Arial"/>
+        </w:rPr>
+        <w:footnoteReference w:id="5"/>
+      </w:r>
+      <w:r>
+        <w:rPr>
+          <w:rFonts w:ascii="Arial" w:hAnsi="Arial"/>
+        </w:rPr>
+        <w:t>. Making the passage read “Rather will I sit in a barrel under a closed heaven, rather will I sit in the abyss without heaven, than see thee, thou luminous heaven, tainted with passing clouds!”.</w:t>
+      </w:r>
+    </w:p>
+    <w:p>
+      <w:pPr>
+        <w:pStyle w:val="BodyText"/>
+        <w:spacing w:lineRule="auto" w:line="278" w:before="0" w:after="160"/>
+        <w:rPr>
+          <w:rFonts w:ascii="Arial" w:hAnsi="Arial"/>
+        </w:rPr>
+      </w:pPr>
+      <w:r>
+        <w:rPr>
+          <w:rFonts w:ascii="Arial" w:hAnsi="Arial"/>
+        </w:rPr>
+        <w:tab/>
+        <w:t>A.C: Sitting in a barrel under a closed heaven is likely a reference to Diogenes the Cynic who is supposed to have lived in one. According to legend when Alexander the Great met with him he was asked if there was anything he wanted. He replied that Alexander the Great should move to the side as he was blocking the sun.</w:t>
+      </w:r>
+      <w:r>
+        <w:rPr>
+          <w:rStyle w:val="FootnoteReference"/>
+          <w:rFonts w:ascii="Arial" w:hAnsi="Arial"/>
+        </w:rPr>
+        <w:footnoteReference w:id="6"/>
+      </w:r>
+      <w:r>
+        <w:rPr>
+          <w:rFonts w:ascii="Arial" w:hAnsi="Arial"/>
+        </w:rPr>
+        <w:t xml:space="preserve"> If the reference is intentional it would imply that Zarathustra would rather be a cynic than see those clouds. A sentiment that Diogenes might very well agreed with.</w:t>
+      </w:r>
+    </w:p>
+    <w:p>
+      <w:pPr>
+        <w:pStyle w:val="BodyText"/>
+        <w:spacing w:lineRule="auto" w:line="278" w:before="0" w:after="160"/>
+        <w:rPr>
+          <w:rFonts w:ascii="Arial" w:hAnsi="Arial"/>
+        </w:rPr>
+      </w:pPr>
+      <w:r>
+        <w:rPr>
+          <w:rFonts w:ascii="Arial" w:hAnsi="Arial"/>
+        </w:rPr>
+        <w:tab/>
+        <w:t>As we have seen him do elsewhere. Zarathustra states the second part of the sentence more strongly than the previous. Almost as if he thinks here this his bleak alternative was not bleak enough. Now, he must go further and say he would rather be in the abyss with no access to heaven at all, then see those clouds. Next line,</w:t>
+      </w:r>
+    </w:p>
+    <w:p>
+      <w:pPr>
+        <w:pStyle w:val="BodyText"/>
+        <w:spacing w:lineRule="auto" w:line="278" w:before="0" w:after="160"/>
+        <w:rPr>
+          <w:rFonts w:ascii="Arial" w:hAnsi="Arial"/>
+        </w:rPr>
+      </w:pPr>
+      <w:r>
+        <w:rPr>
+          <w:rFonts w:ascii="Arial" w:hAnsi="Arial"/>
+        </w:rPr>
+      </w:r>
+    </w:p>
+    <w:p>
+      <w:pPr>
+        <w:pStyle w:val="BodyText"/>
+        <w:spacing w:lineRule="auto" w:line="278" w:before="0" w:after="160"/>
+        <w:rPr>
+          <w:rFonts w:ascii="Arial" w:hAnsi="Arial"/>
+        </w:rPr>
+      </w:pPr>
+      <w:r>
+        <w:rPr>
+          <w:rFonts w:ascii="Arial" w:hAnsi="Arial"/>
+          <w:b w:val="false"/>
+          <w:bCs w:val="false"/>
+          <w:sz w:val="24"/>
+          <w:szCs w:val="24"/>
+        </w:rPr>
+        <w:t xml:space="preserve">[3_48:18] </w:t>
+      </w:r>
+      <w:r>
+        <w:rPr>
+          <w:rFonts w:ascii="Arial" w:hAnsi="Arial"/>
+        </w:rPr>
+        <w:t>And oft have I longed to pin them fast with the jagged gold-wires of lightning, that I might, like the thunder, beat the drum upon their kettle-bellies:—</w:t>
+      </w:r>
+    </w:p>
+    <w:p>
+      <w:pPr>
+        <w:pStyle w:val="BodyText"/>
+        <w:spacing w:lineRule="auto" w:line="278" w:before="0" w:after="160"/>
+        <w:rPr>
+          <w:rFonts w:ascii="Arial" w:hAnsi="Arial"/>
+        </w:rPr>
+      </w:pPr>
+      <w:r>
+        <w:rPr>
+          <w:rFonts w:ascii="Arial" w:hAnsi="Arial"/>
+        </w:rPr>
+      </w:r>
+    </w:p>
+    <w:p>
+      <w:pPr>
+        <w:pStyle w:val="BodyText"/>
+        <w:spacing w:lineRule="auto" w:line="278" w:before="0" w:after="160"/>
+        <w:rPr>
+          <w:rFonts w:ascii="Arial" w:hAnsi="Arial"/>
+        </w:rPr>
+      </w:pPr>
+      <w:r>
+        <w:rPr>
+          <w:rFonts w:ascii="Arial" w:hAnsi="Arial"/>
+        </w:rPr>
+      </w:r>
+    </w:p>
+    <w:p>
+      <w:pPr>
+        <w:pStyle w:val="BodyText"/>
+        <w:spacing w:lineRule="auto" w:line="278" w:before="0" w:after="160"/>
+        <w:rPr>
+          <w:rFonts w:ascii="Arial" w:hAnsi="Arial"/>
+        </w:rPr>
+      </w:pPr>
+      <w:r>
+        <w:rPr>
+          <w:rFonts w:ascii="Arial" w:hAnsi="Arial"/>
+          <w:b w:val="false"/>
+          <w:bCs w:val="false"/>
+          <w:sz w:val="24"/>
+          <w:szCs w:val="24"/>
+        </w:rPr>
+        <w:t xml:space="preserve">[3_48:19] </w:t>
+      </w:r>
+      <w:r>
+        <w:rPr>
+          <w:rFonts w:ascii="Arial" w:hAnsi="Arial"/>
+        </w:rPr>
+        <w:t>—An angry drummer, because they rob me of thy Yea and Amen!—thou heaven above me, thou pure, thou luminous heaven! Thou abyss of light!—because they rob thee of MY Yea and Amen.</w:t>
+      </w:r>
+    </w:p>
+    <w:p>
+      <w:pPr>
+        <w:pStyle w:val="BodyText"/>
+        <w:spacing w:lineRule="auto" w:line="278" w:before="0" w:after="160"/>
+        <w:rPr>
+          <w:rFonts w:ascii="Arial" w:hAnsi="Arial"/>
+        </w:rPr>
+      </w:pPr>
+      <w:r>
+        <w:rPr>
+          <w:rFonts w:ascii="Arial" w:hAnsi="Arial"/>
+        </w:rPr>
+      </w:r>
+    </w:p>
+    <w:p>
+      <w:pPr>
+        <w:pStyle w:val="BodyText"/>
+        <w:spacing w:lineRule="auto" w:line="278" w:before="0" w:after="160"/>
+        <w:rPr>
+          <w:rFonts w:ascii="Arial" w:hAnsi="Arial"/>
+        </w:rPr>
+      </w:pPr>
+      <w:r>
+        <w:rPr>
+          <w:rFonts w:ascii="Arial" w:hAnsi="Arial"/>
+        </w:rPr>
+      </w:r>
+    </w:p>
+    <w:p>
+      <w:pPr>
+        <w:pStyle w:val="BodyText"/>
+        <w:spacing w:lineRule="auto" w:line="278" w:before="0" w:after="160"/>
+        <w:rPr>
+          <w:rFonts w:ascii="Arial" w:hAnsi="Arial"/>
+        </w:rPr>
+      </w:pPr>
+      <w:r>
+        <w:rPr>
+          <w:rFonts w:ascii="Arial" w:hAnsi="Arial"/>
+        </w:rPr>
+      </w:r>
+    </w:p>
+    <w:p>
+      <w:pPr>
+        <w:pStyle w:val="BodyText"/>
+        <w:spacing w:lineRule="auto" w:line="278" w:before="0" w:after="160"/>
+        <w:rPr>
+          <w:rFonts w:ascii="Arial" w:hAnsi="Arial"/>
+        </w:rPr>
+      </w:pPr>
+      <w:r>
+        <w:rPr>
+          <w:rFonts w:ascii="Arial" w:hAnsi="Arial"/>
+        </w:rPr>
+      </w:r>
+    </w:p>
+    <w:p>
+      <w:pPr>
+        <w:pStyle w:val="BodyText"/>
+        <w:spacing w:lineRule="auto" w:line="278" w:before="0" w:after="160"/>
+        <w:rPr>
+          <w:rFonts w:ascii="Arial" w:hAnsi="Arial"/>
+        </w:rPr>
+      </w:pPr>
+      <w:r>
+        <w:rPr>
+          <w:rFonts w:ascii="Arial" w:hAnsi="Arial"/>
+        </w:rPr>
+      </w:r>
+    </w:p>
+    <w:p>
+      <w:pPr>
+        <w:pStyle w:val="BodyText"/>
+        <w:spacing w:lineRule="auto" w:line="278" w:before="0" w:after="160"/>
+        <w:rPr>
+          <w:rFonts w:ascii="Arial" w:hAnsi="Arial"/>
+        </w:rPr>
+      </w:pPr>
+      <w:r>
+        <w:rPr>
+          <w:rFonts w:ascii="Arial" w:hAnsi="Arial"/>
+        </w:rPr>
+      </w:r>
+    </w:p>
+    <w:p>
+      <w:pPr>
+        <w:pStyle w:val="BodyText"/>
+        <w:spacing w:lineRule="auto" w:line="278" w:before="0" w:after="160"/>
+        <w:rPr>
+          <w:rFonts w:ascii="Arial" w:hAnsi="Arial"/>
+        </w:rPr>
+      </w:pPr>
+      <w:r>
+        <w:rPr>
+          <w:rFonts w:ascii="Arial" w:hAnsi="Arial"/>
+          <w:b w:val="false"/>
+          <w:bCs w:val="false"/>
+          <w:sz w:val="24"/>
+          <w:szCs w:val="24"/>
+        </w:rPr>
+        <w:t xml:space="preserve">[3_48:20] </w:t>
+      </w:r>
+      <w:r>
+        <w:rPr>
+          <w:rFonts w:ascii="Arial" w:hAnsi="Arial"/>
+        </w:rPr>
+        <w:t xml:space="preserve">For rather will I have noise and thunders and tempest-blasts, than this discreet, doubting cat-repose; and also amongst men do I hate most of all the soft-treaders, and half-and-half ones, and the doubting, hesitating, passing clouds. </w:t>
+      </w:r>
+    </w:p>
+    <w:p>
+      <w:pPr>
+        <w:pStyle w:val="BodyText"/>
+        <w:spacing w:lineRule="auto" w:line="278" w:before="0" w:after="160"/>
+        <w:rPr>
+          <w:rFonts w:ascii="Arial" w:hAnsi="Arial"/>
+        </w:rPr>
+      </w:pPr>
+      <w:r>
+        <w:rPr>
+          <w:rFonts w:ascii="Arial" w:hAnsi="Arial"/>
+          <w:b w:val="false"/>
+          <w:bCs w:val="false"/>
+          <w:sz w:val="24"/>
+          <w:szCs w:val="24"/>
+        </w:rPr>
+        <w:t xml:space="preserve">[3_48:21] </w:t>
+      </w:r>
+      <w:r>
+        <w:rPr>
+          <w:rFonts w:ascii="Arial" w:hAnsi="Arial"/>
+        </w:rPr>
+        <w:t xml:space="preserve">And “he who cannot bless shall LEARN to curse!”—this clear teaching dropt unto me from the clear heaven; this star standeth in my heaven even in dark nights. </w:t>
+      </w:r>
+    </w:p>
+    <w:p>
+      <w:pPr>
+        <w:pStyle w:val="BodyText"/>
+        <w:spacing w:lineRule="auto" w:line="278" w:before="0" w:after="160"/>
+        <w:rPr>
+          <w:rFonts w:ascii="Arial" w:hAnsi="Arial"/>
+        </w:rPr>
+      </w:pPr>
+      <w:r>
+        <w:rPr>
+          <w:rFonts w:ascii="Arial" w:hAnsi="Arial"/>
+          <w:b w:val="false"/>
+          <w:bCs w:val="false"/>
+          <w:sz w:val="24"/>
+          <w:szCs w:val="24"/>
+        </w:rPr>
+        <w:t xml:space="preserve">[3_48:22] </w:t>
+      </w:r>
+      <w:r>
+        <w:rPr>
+          <w:rFonts w:ascii="Arial" w:hAnsi="Arial"/>
+        </w:rPr>
+        <w:t xml:space="preserve">I, however, am a blesser and a Yea-sayer, if thou be but around me, thou pure, thou luminous heaven! Thou abyss of light!—into all abysses do I then carry my beneficent Yea-saying. </w:t>
+      </w:r>
+    </w:p>
+    <w:p>
+      <w:pPr>
+        <w:pStyle w:val="BodyText"/>
+        <w:spacing w:lineRule="auto" w:line="278" w:before="0" w:after="160"/>
+        <w:rPr>
+          <w:rFonts w:ascii="Arial" w:hAnsi="Arial"/>
+        </w:rPr>
+      </w:pPr>
+      <w:r>
+        <w:rPr>
+          <w:rFonts w:ascii="Arial" w:hAnsi="Arial"/>
+          <w:b w:val="false"/>
+          <w:bCs w:val="false"/>
+          <w:sz w:val="24"/>
+          <w:szCs w:val="24"/>
+        </w:rPr>
+        <w:t xml:space="preserve">[3_48:23] </w:t>
+      </w:r>
+      <w:r>
+        <w:rPr>
+          <w:rFonts w:ascii="Arial" w:hAnsi="Arial"/>
+        </w:rPr>
+        <w:t xml:space="preserve">A blesser have I become and a Yea-sayer: and therefore strove I long and was a striver, that I might one day get my hands free for blessing. </w:t>
+      </w:r>
+    </w:p>
+    <w:p>
+      <w:pPr>
+        <w:pStyle w:val="BodyText"/>
+        <w:spacing w:lineRule="auto" w:line="278" w:before="0" w:after="160"/>
+        <w:rPr>
+          <w:rFonts w:ascii="Arial" w:hAnsi="Arial"/>
+        </w:rPr>
+      </w:pPr>
+      <w:r>
+        <w:rPr>
+          <w:rFonts w:ascii="Arial" w:hAnsi="Arial"/>
+          <w:b w:val="false"/>
+          <w:bCs w:val="false"/>
+          <w:sz w:val="24"/>
+          <w:szCs w:val="24"/>
+        </w:rPr>
+        <w:t xml:space="preserve">[3_48:24] </w:t>
+      </w:r>
+      <w:r>
+        <w:rPr>
+          <w:rFonts w:ascii="Arial" w:hAnsi="Arial"/>
+        </w:rPr>
+        <w:t xml:space="preserve">This, however, is my blessing: to stand above everything as its own heaven, its round roof, its azure bell and eternal security: and blessed is he who thus blesseth! </w:t>
+      </w:r>
+    </w:p>
+    <w:p>
+      <w:pPr>
+        <w:pStyle w:val="BodyText"/>
+        <w:spacing w:lineRule="auto" w:line="278" w:before="0" w:after="160"/>
+        <w:rPr>
+          <w:rFonts w:ascii="Arial" w:hAnsi="Arial"/>
+        </w:rPr>
+      </w:pPr>
+      <w:r>
+        <w:rPr>
+          <w:b w:val="false"/>
+          <w:bCs w:val="false"/>
+          <w:sz w:val="24"/>
+          <w:szCs w:val="24"/>
+        </w:rPr>
+        <w:t xml:space="preserve">[3_48:25] </w:t>
+      </w:r>
+      <w:r>
+        <w:rPr/>
+        <w:t>For all things are baptized at the font of eternity, and beyond good and evil; good and evil themselves, however, are but fugitive shadows and damp afflictions and passing clouds.</w:t>
+      </w:r>
+    </w:p>
+    <w:p>
+      <w:pPr>
+        <w:pStyle w:val="BodyText"/>
+        <w:spacing w:lineRule="auto" w:line="278" w:before="0" w:after="160"/>
+        <w:rPr>
+          <w:rFonts w:ascii="Arial" w:hAnsi="Arial"/>
+        </w:rPr>
+      </w:pPr>
+      <w:r>
+        <w:rPr>
+          <w:rFonts w:ascii="Arial" w:hAnsi="Arial"/>
+          <w:b w:val="false"/>
+          <w:bCs w:val="false"/>
+          <w:sz w:val="24"/>
+          <w:szCs w:val="24"/>
+        </w:rPr>
+        <w:t xml:space="preserve">[3_48:26] </w:t>
+      </w:r>
+      <w:r>
+        <w:rPr>
+          <w:rFonts w:ascii="Arial" w:hAnsi="Arial"/>
+        </w:rPr>
+        <w:t xml:space="preserve">Verily, it is a blessing and not a blasphemy when I teach that “above all things there standeth the heaven of chance, the heaven of innocence, the heaven of hazard, the heaven of wantonness.” </w:t>
+      </w:r>
+    </w:p>
+    <w:p>
+      <w:pPr>
+        <w:pStyle w:val="BodyText"/>
+        <w:spacing w:lineRule="auto" w:line="278" w:before="0" w:after="160"/>
+        <w:rPr>
+          <w:rFonts w:ascii="Arial" w:hAnsi="Arial"/>
+        </w:rPr>
+      </w:pPr>
+      <w:r>
+        <w:rPr>
+          <w:rFonts w:ascii="Arial" w:hAnsi="Arial"/>
+          <w:b w:val="false"/>
+          <w:bCs w:val="false"/>
+          <w:sz w:val="24"/>
+          <w:szCs w:val="24"/>
+        </w:rPr>
+        <w:t xml:space="preserve">[3_48:27] </w:t>
+      </w:r>
+      <w:r>
+        <w:rPr>
+          <w:rFonts w:ascii="Arial" w:hAnsi="Arial"/>
+        </w:rPr>
+        <w:t xml:space="preserve">“Of Hazard”—that is the oldest nobility in the world; that gave I back to all things; I emancipated them from bondage under purpose. </w:t>
+      </w:r>
+    </w:p>
+    <w:p>
+      <w:pPr>
+        <w:pStyle w:val="BodyText"/>
+        <w:spacing w:lineRule="auto" w:line="278" w:before="0" w:after="160"/>
+        <w:rPr>
+          <w:rFonts w:ascii="Arial" w:hAnsi="Arial"/>
+        </w:rPr>
+      </w:pPr>
+      <w:r>
+        <w:rPr>
+          <w:rFonts w:ascii="Arial" w:hAnsi="Arial"/>
+          <w:b w:val="false"/>
+          <w:bCs w:val="false"/>
+          <w:sz w:val="24"/>
+          <w:szCs w:val="24"/>
+        </w:rPr>
+        <w:t xml:space="preserve">[3_48:28] </w:t>
+      </w:r>
+      <w:r>
+        <w:rPr>
+          <w:rFonts w:ascii="Arial" w:hAnsi="Arial"/>
+        </w:rPr>
+        <w:t xml:space="preserve">This freedom and celestial serenity did I put like an azure bell above all things, when I taught that over them and through them, no “eternal Will”—willeth. </w:t>
+      </w:r>
+    </w:p>
+    <w:p>
+      <w:pPr>
+        <w:pStyle w:val="BodyText"/>
+        <w:spacing w:lineRule="auto" w:line="278" w:before="0" w:after="160"/>
+        <w:rPr>
+          <w:rFonts w:ascii="Arial" w:hAnsi="Arial"/>
+        </w:rPr>
+      </w:pPr>
+      <w:r>
+        <w:rPr>
+          <w:rFonts w:ascii="Arial" w:hAnsi="Arial"/>
+          <w:b w:val="false"/>
+          <w:bCs w:val="false"/>
+          <w:sz w:val="24"/>
+          <w:szCs w:val="24"/>
+        </w:rPr>
+        <w:t xml:space="preserve">[3_48:29] </w:t>
+      </w:r>
+      <w:r>
+        <w:rPr>
+          <w:rFonts w:ascii="Arial" w:hAnsi="Arial"/>
+        </w:rPr>
+        <w:t xml:space="preserve">This wantonness and folly did I put in place of that Will, when I taught that “In everything there is one thing impossible—rationality!” </w:t>
+      </w:r>
+    </w:p>
+    <w:p>
+      <w:pPr>
+        <w:pStyle w:val="BodyText"/>
+        <w:spacing w:lineRule="auto" w:line="278" w:before="0" w:after="160"/>
+        <w:rPr>
+          <w:rFonts w:ascii="Arial" w:hAnsi="Arial"/>
+        </w:rPr>
+      </w:pPr>
+      <w:r>
+        <w:rPr>
+          <w:rFonts w:ascii="Arial" w:hAnsi="Arial"/>
+          <w:b w:val="false"/>
+          <w:bCs w:val="false"/>
+          <w:sz w:val="24"/>
+          <w:szCs w:val="24"/>
+        </w:rPr>
+        <w:t xml:space="preserve">[3_48:30] </w:t>
+      </w:r>
+      <w:r>
+        <w:rPr>
+          <w:rFonts w:ascii="Arial" w:hAnsi="Arial"/>
+        </w:rPr>
+        <w:t xml:space="preserve">A LITTLE reason, to be sure, a germ of wisdom scattered from star to star—this leaven is mixed in all things: for the sake of folly, wisdom is mixed in all things! </w:t>
+      </w:r>
+    </w:p>
+    <w:p>
+      <w:pPr>
+        <w:pStyle w:val="BodyText"/>
+        <w:spacing w:lineRule="auto" w:line="278" w:before="0" w:after="160"/>
+        <w:rPr>
+          <w:rFonts w:ascii="Arial" w:hAnsi="Arial"/>
+        </w:rPr>
+      </w:pPr>
+      <w:r>
+        <w:rPr>
+          <w:rFonts w:ascii="Arial" w:hAnsi="Arial"/>
+          <w:b w:val="false"/>
+          <w:bCs w:val="false"/>
+          <w:sz w:val="24"/>
+          <w:szCs w:val="24"/>
+        </w:rPr>
+        <w:t xml:space="preserve">[3_48:31] </w:t>
+      </w:r>
+      <w:r>
+        <w:rPr>
+          <w:rFonts w:ascii="Arial" w:hAnsi="Arial"/>
+        </w:rPr>
+        <w:t>A little wisdom is indeed possible; but this blessed security have I found in all things, that they prefer—</w:t>
+      </w:r>
+      <w:r>
+        <w:rPr>
+          <w:rFonts w:ascii="Arial" w:hAnsi="Arial"/>
+          <w:i/>
+        </w:rPr>
+        <w:t>to dance</w:t>
+      </w:r>
+      <w:r>
+        <w:rPr>
+          <w:rFonts w:ascii="Arial" w:hAnsi="Arial"/>
+        </w:rPr>
+        <w:t xml:space="preserve"> on the feet of chance. </w:t>
+      </w:r>
+    </w:p>
+    <w:p>
+      <w:pPr>
+        <w:pStyle w:val="BodyText"/>
+        <w:spacing w:lineRule="auto" w:line="278" w:before="0" w:after="160"/>
+        <w:rPr>
+          <w:rFonts w:ascii="Arial" w:hAnsi="Arial"/>
+        </w:rPr>
+      </w:pPr>
+      <w:r>
+        <w:rPr>
+          <w:rFonts w:ascii="Arial" w:hAnsi="Arial"/>
+          <w:b w:val="false"/>
+          <w:bCs w:val="false"/>
+          <w:sz w:val="24"/>
+          <w:szCs w:val="24"/>
+        </w:rPr>
+        <w:t xml:space="preserve">[3_48:32] </w:t>
+      </w:r>
+      <w:r>
+        <w:rPr>
+          <w:rFonts w:ascii="Arial" w:hAnsi="Arial"/>
+        </w:rPr>
+        <w:t xml:space="preserve">O heaven above me! thou pure, thou lofty heaven! This is now thy purity unto me, that there is no eternal reason-spider and reason-cobweb:— </w:t>
+      </w:r>
+    </w:p>
+    <w:p>
+      <w:pPr>
+        <w:pStyle w:val="BodyText"/>
+        <w:spacing w:lineRule="auto" w:line="278" w:before="0" w:after="160"/>
+        <w:rPr>
+          <w:rFonts w:ascii="Arial" w:hAnsi="Arial"/>
+        </w:rPr>
+      </w:pPr>
+      <w:r>
+        <w:rPr>
+          <w:rFonts w:ascii="Arial" w:hAnsi="Arial"/>
+          <w:b w:val="false"/>
+          <w:bCs w:val="false"/>
+          <w:sz w:val="24"/>
+          <w:szCs w:val="24"/>
+        </w:rPr>
+        <w:t xml:space="preserve">[3_48:33] </w:t>
+      </w:r>
+      <w:r>
+        <w:rPr>
+          <w:rFonts w:ascii="Arial" w:hAnsi="Arial"/>
+        </w:rPr>
+        <w:t xml:space="preserve">—That thou art to me a dancing-floor for divine chances, that thou art to me a table of the Gods, for divine dice and dice-players!— </w:t>
+      </w:r>
+    </w:p>
+    <w:p>
+      <w:pPr>
+        <w:pStyle w:val="BodyText"/>
+        <w:spacing w:lineRule="auto" w:line="278" w:before="0" w:after="160"/>
+        <w:rPr>
+          <w:rFonts w:ascii="Arial" w:hAnsi="Arial"/>
+        </w:rPr>
+      </w:pPr>
+      <w:r>
+        <w:rPr>
+          <w:rFonts w:ascii="Arial" w:hAnsi="Arial"/>
+          <w:b w:val="false"/>
+          <w:bCs w:val="false"/>
+          <w:sz w:val="24"/>
+          <w:szCs w:val="24"/>
+        </w:rPr>
+        <w:t xml:space="preserve">[3_48:34] </w:t>
+      </w:r>
+      <w:r>
+        <w:rPr>
+          <w:rFonts w:ascii="Arial" w:hAnsi="Arial"/>
+        </w:rPr>
+        <w:t xml:space="preserve">But thou blushest? Have I spoken unspeakable things? Have I abused, when I meant to bless thee? </w:t>
+      </w:r>
+    </w:p>
+    <w:p>
+      <w:pPr>
+        <w:pStyle w:val="BodyText"/>
+        <w:spacing w:lineRule="auto" w:line="278" w:before="0" w:after="160"/>
+        <w:rPr>
+          <w:rFonts w:ascii="Arial" w:hAnsi="Arial"/>
+        </w:rPr>
+      </w:pPr>
+      <w:r>
+        <w:rPr>
+          <w:rFonts w:ascii="Arial" w:hAnsi="Arial"/>
+          <w:b w:val="false"/>
+          <w:bCs w:val="false"/>
+          <w:sz w:val="24"/>
+          <w:szCs w:val="24"/>
+        </w:rPr>
+        <w:t xml:space="preserve">[3_48:35] </w:t>
+      </w:r>
+      <w:r>
+        <w:rPr>
+          <w:rFonts w:ascii="Arial" w:hAnsi="Arial"/>
+        </w:rPr>
+        <w:t xml:space="preserve">Or is it the shame of being two of us that maketh thee blush!—Dost thou bid me go and be silent, because now—DAY cometh? </w:t>
+      </w:r>
+    </w:p>
+    <w:p>
+      <w:pPr>
+        <w:pStyle w:val="BodyText"/>
+        <w:spacing w:lineRule="auto" w:line="278" w:before="0" w:after="160"/>
+        <w:rPr>
+          <w:rFonts w:ascii="Arial" w:hAnsi="Arial"/>
+        </w:rPr>
+      </w:pPr>
+      <w:r>
+        <w:rPr>
+          <w:rFonts w:ascii="Arial" w:hAnsi="Arial"/>
+          <w:b w:val="false"/>
+          <w:bCs w:val="false"/>
+          <w:sz w:val="24"/>
+          <w:szCs w:val="24"/>
+        </w:rPr>
+        <w:t xml:space="preserve">[3_48:36] </w:t>
+      </w:r>
+      <w:r>
+        <w:rPr>
+          <w:rFonts w:ascii="Arial" w:hAnsi="Arial"/>
+        </w:rPr>
+        <w:t xml:space="preserve">The world is deep:—and deeper than e’er the day could read. Not everything may be uttered in presence of day. But day cometh: so let us part! </w:t>
+      </w:r>
+    </w:p>
+    <w:p>
+      <w:pPr>
+        <w:pStyle w:val="BodyText"/>
+        <w:spacing w:lineRule="auto" w:line="278" w:before="0" w:after="160"/>
+        <w:rPr>
+          <w:rFonts w:ascii="Arial" w:hAnsi="Arial"/>
+        </w:rPr>
+      </w:pPr>
+      <w:r>
+        <w:rPr>
+          <w:rFonts w:ascii="Arial" w:hAnsi="Arial"/>
+          <w:b w:val="false"/>
+          <w:bCs w:val="false"/>
+          <w:sz w:val="24"/>
+          <w:szCs w:val="24"/>
+        </w:rPr>
+        <w:t xml:space="preserve">[3_48:37] </w:t>
+      </w:r>
+      <w:r>
+        <w:rPr>
+          <w:rFonts w:ascii="Arial" w:hAnsi="Arial"/>
+        </w:rPr>
+        <w:t>O heaven above me, thou modest one! thou glowing one! O thou, my happiness before sunrise! The day cometh: so let us part!—</w:t>
+      </w:r>
+    </w:p>
+    <w:p>
+      <w:pPr>
+        <w:pStyle w:val="BodyText"/>
+        <w:spacing w:lineRule="auto" w:line="278" w:before="0" w:after="160"/>
+        <w:rPr>
+          <w:rFonts w:ascii="Arial" w:hAnsi="Arial"/>
+        </w:rPr>
+      </w:pPr>
+      <w:r>
+        <w:rPr>
+          <w:rFonts w:ascii="Arial" w:hAnsi="Arial"/>
+        </w:rPr>
+      </w:r>
+    </w:p>
+    <w:p>
+      <w:pPr>
+        <w:pStyle w:val="BodyText"/>
+        <w:spacing w:lineRule="auto" w:line="278" w:before="0" w:after="160"/>
+        <w:rPr>
+          <w:rFonts w:ascii="Arial" w:hAnsi="Arial"/>
+        </w:rPr>
+      </w:pPr>
+      <w:r>
+        <w:rPr>
+          <w:rFonts w:ascii="Arial" w:hAnsi="Arial"/>
+          <w:b w:val="false"/>
+          <w:bCs w:val="false"/>
+          <w:sz w:val="24"/>
+          <w:szCs w:val="24"/>
+        </w:rPr>
+        <w:t xml:space="preserve">[3_48:38] </w:t>
+      </w:r>
+      <w:r>
+        <w:rPr>
+          <w:rFonts w:ascii="Arial" w:hAnsi="Arial"/>
+        </w:rPr>
+        <w:t>Thus spake Zarathustra.</w:t>
+      </w:r>
+    </w:p>
+    <w:p>
+      <w:pPr>
+        <w:pStyle w:val="BodyText"/>
+        <w:spacing w:lineRule="auto" w:line="278" w:before="0" w:after="160"/>
+        <w:rPr>
+          <w:rFonts w:ascii="Arial" w:hAnsi="Arial"/>
+        </w:rPr>
+      </w:pPr>
+      <w:r>
+        <w:rPr>
+          <w:rFonts w:ascii="Arial" w:hAnsi="Arial"/>
+        </w:rPr>
+        <w:tab/>
+        <w:t>Traditional ending of the section.</w:t>
       </w:r>
     </w:p>
     <w:sectPr>
@@ -2473,25 +3323,6 @@
   <w:footnote w:id="2">
     <w:p>
       <w:pPr>
-        <w:pStyle w:val="FootnoteText"/>
-        <w:spacing w:before="0" w:after="160"/>
-        <w:rPr/>
-      </w:pPr>
-      <w:r>
-        <w:rPr>
-          <w:rStyle w:val="FootnoteCharacters"/>
-        </w:rPr>
-        <w:footnoteRef/>
-      </w:r>
-      <w:r>
-        <w:rPr/>
-        <w:t xml:space="preserve">Original: und wolkenlos lächeln:—wolkenlos hinab lächeln </w:t>
-      </w:r>
-    </w:p>
-  </w:footnote>
-  <w:footnote w:id="3">
-    <w:p>
-      <w:pPr>
         <w:pStyle w:val="BodyText"/>
         <w:spacing w:lineRule="auto" w:line="278" w:before="0" w:after="0"/>
         <w:ind w:hanging="720" w:left="720" w:right="0"/>
@@ -2517,7 +3348,233 @@
           <w:szCs w:val="20"/>
           <w:shd w:fill="FFFFFF" w:val="clear"/>
         </w:rPr>
+        <w:t xml:space="preserve">Tröger, Alexander. 2012. Review of </w:t>
+      </w:r>
+      <w:r>
+        <w:rPr>
+          <w:rFonts w:ascii="Calibri" w:hAnsi="Calibri"/>
+          <w:i/>
+          <w:color w:val="000000"/>
+          <w:sz w:val="27"/>
+          <w:szCs w:val="20"/>
+          <w:shd w:fill="FFFFFF" w:val="clear"/>
+        </w:rPr>
+        <w:t>Hermetische Offenheit Nietzsches Also Sprach Zarathustra Als Buch Für Alle Und Keinen</w:t>
+      </w:r>
+      <w:r>
+        <w:rPr>
+          <w:rFonts w:ascii="Calibri" w:hAnsi="Calibri"/>
+          <w:color w:val="000000"/>
+          <w:sz w:val="27"/>
+          <w:szCs w:val="20"/>
+          <w:shd w:fill="FFFFFF" w:val="clear"/>
+        </w:rPr>
+        <w:t>. Master’s Thesis, University at Postdam.</w:t>
+      </w:r>
+    </w:p>
+    <w:p>
+      <w:pPr>
+        <w:pStyle w:val="BodyText"/>
+        <w:spacing w:lineRule="auto" w:line="278" w:before="0" w:after="160"/>
+        <w:rPr>
+          <w:color w:val="000000"/>
+          <w:sz w:val="20"/>
+          <w:szCs w:val="20"/>
+          <w:shd w:fill="FFFFFF" w:val="clear"/>
+        </w:rPr>
+      </w:pPr>
+      <w:r>
+        <w:rPr>
+          <w:color w:val="000000"/>
+          <w:sz w:val="20"/>
+          <w:szCs w:val="20"/>
+          <w:shd w:fill="FFFFFF" w:val="clear"/>
+        </w:rPr>
+        <w:t>‌</w:t>
+      </w:r>
+    </w:p>
+    <w:p>
+      <w:pPr>
+        <w:pStyle w:val="FootnoteText"/>
+        <w:suppressLineNumbers/>
+        <w:spacing w:before="0" w:after="160"/>
+        <w:ind w:hanging="340" w:left="340"/>
+        <w:rPr/>
+      </w:pPr>
+      <w:r>
+        <w:rPr/>
+      </w:r>
+    </w:p>
+  </w:footnote>
+  <w:footnote w:id="3">
+    <w:p>
+      <w:pPr>
+        <w:pStyle w:val="FootnoteText"/>
+        <w:spacing w:before="0" w:after="160"/>
+        <w:rPr/>
+      </w:pPr>
+      <w:r>
+        <w:rPr>
+          <w:rStyle w:val="FootnoteCharacters"/>
+        </w:rPr>
+        <w:footnoteRef/>
+      </w:r>
+      <w:r>
+        <w:rPr/>
+        <w:t xml:space="preserve">Original: und wolkenlos lächeln:—wolkenlos hinab lächeln </w:t>
+      </w:r>
+    </w:p>
+  </w:footnote>
+  <w:footnote w:id="4">
+    <w:p>
+      <w:pPr>
+        <w:pStyle w:val="BodyText"/>
+        <w:spacing w:lineRule="auto" w:line="278" w:before="0" w:after="0"/>
+        <w:ind w:hanging="720" w:left="720" w:right="0"/>
+        <w:rPr>
+          <w:rFonts w:ascii="Calibri" w:hAnsi="Calibri"/>
+          <w:color w:val="000000"/>
+          <w:sz w:val="27"/>
+          <w:szCs w:val="20"/>
+          <w:shd w:fill="FFFFFF" w:val="clear"/>
+        </w:rPr>
+      </w:pPr>
+      <w:r>
+        <w:rPr>
+          <w:rStyle w:val="FootnoteCharacters"/>
+        </w:rPr>
+        <w:footnoteRef/>
+      </w:r>
+      <w:r>
+        <w:rPr>
+          <w:rFonts w:ascii="Calibri" w:hAnsi="Calibri"/>
+          <w:color w:val="000000"/>
+          <w:sz w:val="27"/>
+          <w:szCs w:val="20"/>
+          <w:shd w:fill="FFFFFF" w:val="clear"/>
+        </w:rPr>
         <w:t>Cambridge Dictionary. 2026. “Wollen.” @CambridgeWords. April 22, 2026. https://dictionary.cambridge.org/dictionary/german-english/wollen.</w:t>
+      </w:r>
+    </w:p>
+    <w:p>
+      <w:pPr>
+        <w:pStyle w:val="BodyText"/>
+        <w:spacing w:lineRule="auto" w:line="278" w:before="0" w:after="160"/>
+        <w:rPr>
+          <w:color w:val="000000"/>
+          <w:sz w:val="20"/>
+          <w:szCs w:val="20"/>
+          <w:shd w:fill="FFFFFF" w:val="clear"/>
+        </w:rPr>
+      </w:pPr>
+      <w:r>
+        <w:rPr>
+          <w:color w:val="000000"/>
+          <w:sz w:val="20"/>
+          <w:szCs w:val="20"/>
+          <w:shd w:fill="FFFFFF" w:val="clear"/>
+        </w:rPr>
+        <w:t>‌</w:t>
+      </w:r>
+    </w:p>
+    <w:p>
+      <w:pPr>
+        <w:pStyle w:val="FootnoteText"/>
+        <w:suppressLineNumbers/>
+        <w:spacing w:before="0" w:after="160"/>
+        <w:ind w:hanging="340" w:left="340"/>
+        <w:rPr/>
+      </w:pPr>
+      <w:r>
+        <w:rPr/>
+      </w:r>
+    </w:p>
+  </w:footnote>
+  <w:footnote w:id="5">
+    <w:p>
+      <w:pPr>
+        <w:pStyle w:val="BodyText"/>
+        <w:spacing w:lineRule="auto" w:line="278" w:before="0" w:after="0"/>
+        <w:ind w:hanging="720" w:left="720" w:right="0"/>
+        <w:rPr>
+          <w:rFonts w:ascii="Calibri" w:hAnsi="Calibri"/>
+          <w:color w:val="000000"/>
+          <w:sz w:val="27"/>
+          <w:szCs w:val="20"/>
+          <w:shd w:fill="FFFFFF" w:val="clear"/>
+        </w:rPr>
+      </w:pPr>
+      <w:r>
+        <w:rPr>
+          <w:rStyle w:val="FootnoteCharacters"/>
+        </w:rPr>
+        <w:footnoteRef/>
+      </w:r>
+      <w:r>
+        <w:rPr>
+          <w:rFonts w:ascii="Calibri" w:hAnsi="Calibri"/>
+          <w:color w:val="000000"/>
+          <w:sz w:val="27"/>
+          <w:szCs w:val="20"/>
+          <w:shd w:fill="FFFFFF" w:val="clear"/>
+        </w:rPr>
+        <w:t>LEO.org. 2026. “Tonne - Translation in LEO’s English ⇔ German Dictionary.” Leo.org. English ⇔ German - leo.org. 2026. https://dict.leo.org/german-english/Tonne?side=right.</w:t>
+      </w:r>
+    </w:p>
+    <w:p>
+      <w:pPr>
+        <w:pStyle w:val="BodyText"/>
+        <w:spacing w:lineRule="auto" w:line="278" w:before="0" w:after="160"/>
+        <w:rPr/>
+      </w:pPr>
+      <w:r>
+        <w:rPr>
+          <w:color w:val="000000"/>
+          <w:sz w:val="20"/>
+          <w:szCs w:val="20"/>
+          <w:shd w:fill="FFFFFF" w:val="clear"/>
+        </w:rPr>
+        <w:t>‌</w:t>
+      </w:r>
+    </w:p>
+  </w:footnote>
+  <w:footnote w:id="6">
+    <w:p>
+      <w:pPr>
+        <w:pStyle w:val="BodyText"/>
+        <w:spacing w:lineRule="auto" w:line="278" w:before="0" w:after="0"/>
+        <w:ind w:hanging="720" w:left="720" w:right="0"/>
+        <w:rPr>
+          <w:color w:val="000000"/>
+          <w:sz w:val="20"/>
+          <w:szCs w:val="20"/>
+          <w:shd w:fill="FFFFFF" w:val="clear"/>
+        </w:rPr>
+      </w:pPr>
+      <w:r>
+        <w:rPr>
+          <w:rStyle w:val="FootnoteCharacters"/>
+        </w:rPr>
+        <w:footnoteRef/>
+      </w:r>
+      <w:r>
+        <w:rPr>
+          <w:color w:val="000000"/>
+          <w:sz w:val="20"/>
+          <w:szCs w:val="20"/>
+          <w:shd w:fill="FFFFFF" w:val="clear"/>
+        </w:rPr>
+        <w:t>“</w:t>
+      </w:r>
+      <w:r>
+        <w:rPr>
+          <w:rFonts w:ascii="Calibri" w:hAnsi="Calibri"/>
+          <w:color w:val="000000"/>
+          <w:sz w:val="27"/>
+          <w:szCs w:val="20"/>
+          <w:shd w:fill="FFFFFF" w:val="clear"/>
+        </w:rPr>
+        <w:t>Diogenes.” 2020. Wikipedia. March 2, 2020. https://en.wikipedia.org/wiki/Diogenes.</w:t>
       </w:r>
     </w:p>
     <w:p>
